--- a/_Ideas/Upgrades list.docx
+++ b/_Ideas/Upgrades list.docx
@@ -378,7 +378,34 @@
         <w:ind w:left="369" w:hanging="142"/>
       </w:pPr>
       <w:r>
-        <w:t>When three options are generated, avoid showing duplicate copies of the same upgrade and avoid offering three upgrades that are unusable for the current build.</w:t>
+        <w:t>When level-up options are generated, avoid showing duplicate copies of the same upgrade and avoid offering only upgrades that are unusable for the current build. The default is 3 options, but Expanded Selection can increase this to a maximum of 7.</w:t>
+      </w:r>
+    </w:p>
+    <w:p>
+      <w:pPr>
+        <w:pStyle w:val="Lijstopsomteken"/>
+        <w:spacing w:after="40"/>
+        <w:ind w:left="369" w:hanging="142"/>
+      </w:pPr>
+      <w:r>
+        <w:t>Higher-rarity core-stat upgrades do not require the lower-rarity version. Each Uncommon, Epic, and Legendary version can be selected once and stacks with versions from other tiers. Do not show two upgrades for the same core stat in one level-up selection.</w:t>
+      </w:r>
+    </w:p>
+    <w:p>
+      <w:pPr>
+        <w:pStyle w:val="Lijstopsomteken"/>
+      </w:pPr>
+      <w:r>
+        <w:lastRenderedPageBreak/>
+        <w:t>Luck affects the rarity roll for each offered slot separately. It multiplies the weights of Uncommon, Epic, and Legendary results, but it never ignores class restrictions, prerequisites, maximum stacks, or upgrades that have already been removed from the pool.</w:t>
+      </w:r>
+    </w:p>
+    <w:p>
+      <w:pPr>
+        <w:pStyle w:val="Lijstopsomteken"/>
+      </w:pPr>
+      <w:r>
+        <w:t>Expanded Selection is a four-step progression: Common rank I increases the number of choices from 3 to 4, Uncommon rank II increases it to 5, Epic rank III increases it to 6, and Legendary rank IV increases it to 7. Only the next rank can appear, and the family disappears after rank IV is selected.</w:t>
       </w:r>
     </w:p>
     <w:p>
@@ -521,7 +548,6 @@
                 <w:b/>
                 <w:sz w:val="18"/>
               </w:rPr>
-              <w:lastRenderedPageBreak/>
               <w:t>Honed Weapon</w:t>
             </w:r>
           </w:p>
@@ -988,25 +1014,7 @@
               <w:rPr>
                 <w:sz w:val="17"/>
               </w:rPr>
-              <w:t xml:space="preserve"> </w:t>
-            </w:r>
-            <w:r>
-              <w:rPr>
-                <w:sz w:val="17"/>
-              </w:rPr>
-              <w:t xml:space="preserve">(Knight </w:t>
-            </w:r>
-            <w:r>
-              <w:rPr>
-                <w:sz w:val="17"/>
-              </w:rPr>
-              <w:t xml:space="preserve">and mage </w:t>
-            </w:r>
-            <w:r>
-              <w:rPr>
-                <w:sz w:val="17"/>
-              </w:rPr>
-              <w:t>cannot get this upgrade)</w:t>
+              <w:t xml:space="preserve"> (Knight and mage cannot get this upgrade)</w:t>
             </w:r>
           </w:p>
         </w:tc>
@@ -1341,6 +1349,79 @@
         <w:tc>
           <w:tcPr>
             <w:tcW w:w="2500" w:type="dxa"/>
+            <w:tcMar>
+              <w:top w:w="80" w:type="dxa"/>
+              <w:left w:w="100" w:type="dxa"/>
+              <w:bottom w:w="80" w:type="dxa"/>
+              <w:right w:w="100" w:type="dxa"/>
+            </w:tcMar>
+          </w:tcPr>
+          <w:p>
+            <w:pPr>
+              <w:spacing w:after="0"/>
+            </w:pPr>
+            <w:r>
+              <w:rPr>
+                <w:b/>
+                <w:sz w:val="18"/>
+              </w:rPr>
+              <w:t>Lucky Find</w:t>
+            </w:r>
+          </w:p>
+        </w:tc>
+        <w:tc>
+          <w:tcPr>
+            <w:tcW w:w="5256" w:type="dxa"/>
+            <w:tcMar>
+              <w:top w:w="80" w:type="dxa"/>
+              <w:left w:w="100" w:type="dxa"/>
+              <w:bottom w:w="80" w:type="dxa"/>
+              <w:right w:w="100" w:type="dxa"/>
+            </w:tcMar>
+          </w:tcPr>
+          <w:p>
+            <w:pPr>
+              <w:spacing w:after="0"/>
+            </w:pPr>
+            <w:r>
+              <w:rPr>
+                <w:sz w:val="18"/>
+              </w:rPr>
+              <w:t>Increase total Luck by 15%. Luck improves the rarity roll for every option shown at level-up: the weights of Uncommon, Epic, and Legendary are multiplied by (1 + total Luck), after which all four rarity weights are normalized. With the recommended base weights of 55% Common, 28% Uncommon, 13% Epic, and 4% Legendary, this upgrade changes the approximate chances to 51.0%, 29.9%, 13.9%, and 4.3%.</w:t>
+            </w:r>
+          </w:p>
+        </w:tc>
+        <w:tc>
+          <w:tcPr>
+            <w:tcW w:w="2644" w:type="dxa"/>
+            <w:tcMar>
+              <w:top w:w="80" w:type="dxa"/>
+              <w:left w:w="100" w:type="dxa"/>
+              <w:bottom w:w="80" w:type="dxa"/>
+              <w:right w:w="100" w:type="dxa"/>
+            </w:tcMar>
+          </w:tcPr>
+          <w:p>
+            <w:pPr>
+              <w:spacing w:after="0"/>
+            </w:pPr>
+            <w:r>
+              <w:rPr>
+                <w:sz w:val="17"/>
+              </w:rPr>
+              <w:t>Repeatable up to 5 copies. Luck bonuses add together and total Luck is capped at +300%. Luck changes rarity chances only; it does not bypass prerequisites, class restrictions, or maximum-stack rules.</w:t>
+            </w:r>
+          </w:p>
+        </w:tc>
+      </w:tr>
+      <w:tr>
+        <w:trPr>
+          <w:cantSplit/>
+          <w:jc w:val="center"/>
+        </w:trPr>
+        <w:tc>
+          <w:tcPr>
+            <w:tcW w:w="2500" w:type="dxa"/>
             <w:shd w:val="clear" w:color="auto" w:fill="F6F8FB"/>
             <w:tcMar>
               <w:top w:w="80" w:type="dxa"/>
@@ -1358,7 +1439,7 @@
                 <w:b/>
                 <w:sz w:val="18"/>
               </w:rPr>
-              <w:t>Field Rations</w:t>
+              <w:t>Expanded Selection I</w:t>
             </w:r>
           </w:p>
         </w:tc>
@@ -1381,19 +1462,7 @@
               <w:rPr>
                 <w:sz w:val="18"/>
               </w:rPr>
-              <w:t>Enemies have a 4% chance to drop a healing pickup that restores 10</w:t>
-            </w:r>
-            <w:r>
-              <w:rPr>
-                <w:sz w:val="18"/>
-              </w:rPr>
-              <w:t>%</w:t>
-            </w:r>
-            <w:r>
-              <w:rPr>
-                <w:sz w:val="18"/>
-              </w:rPr>
-              <w:t xml:space="preserve"> health. Elite enemies always have at least a 20% chance to drop one.</w:t>
+              <w:t>All future level-ups show 4 upgrade options instead of the normal 3. The extra option uses the same rarity roll, prerequisite checks, and duplicate-protection rules as every other option.</w:t>
             </w:r>
           </w:p>
         </w:tc>
@@ -1401,6 +1470,92 @@
           <w:tcPr>
             <w:tcW w:w="2644" w:type="dxa"/>
             <w:shd w:val="clear" w:color="auto" w:fill="F6F8FB"/>
+            <w:tcMar>
+              <w:top w:w="80" w:type="dxa"/>
+              <w:left w:w="100" w:type="dxa"/>
+              <w:bottom w:w="80" w:type="dxa"/>
+              <w:right w:w="100" w:type="dxa"/>
+            </w:tcMar>
+          </w:tcPr>
+          <w:p>
+            <w:pPr>
+              <w:spacing w:after="0"/>
+            </w:pPr>
+            <w:r>
+              <w:rPr>
+                <w:sz w:val="17"/>
+              </w:rPr>
+              <w:t>Non-repeatable. Applies from the next level-up onward. After this is selected, Expanded Selection II enters the pool as an Uncommon upgrade.</w:t>
+            </w:r>
+          </w:p>
+        </w:tc>
+      </w:tr>
+      <w:tr>
+        <w:trPr>
+          <w:cantSplit/>
+          <w:jc w:val="center"/>
+        </w:trPr>
+        <w:tc>
+          <w:tcPr>
+            <w:tcW w:w="2500" w:type="dxa"/>
+            <w:tcMar>
+              <w:top w:w="80" w:type="dxa"/>
+              <w:left w:w="100" w:type="dxa"/>
+              <w:bottom w:w="80" w:type="dxa"/>
+              <w:right w:w="100" w:type="dxa"/>
+            </w:tcMar>
+          </w:tcPr>
+          <w:p>
+            <w:pPr>
+              <w:spacing w:after="0"/>
+            </w:pPr>
+            <w:r>
+              <w:rPr>
+                <w:b/>
+                <w:sz w:val="18"/>
+              </w:rPr>
+              <w:lastRenderedPageBreak/>
+              <w:t>Field Rations</w:t>
+            </w:r>
+          </w:p>
+        </w:tc>
+        <w:tc>
+          <w:tcPr>
+            <w:tcW w:w="5256" w:type="dxa"/>
+            <w:tcMar>
+              <w:top w:w="80" w:type="dxa"/>
+              <w:left w:w="100" w:type="dxa"/>
+              <w:bottom w:w="80" w:type="dxa"/>
+              <w:right w:w="100" w:type="dxa"/>
+            </w:tcMar>
+          </w:tcPr>
+          <w:p>
+            <w:pPr>
+              <w:spacing w:after="0"/>
+            </w:pPr>
+            <w:r>
+              <w:rPr>
+                <w:sz w:val="18"/>
+              </w:rPr>
+              <w:t>Enemies have a 4% chance to drop a healing pickup that restores 10</w:t>
+            </w:r>
+            <w:r>
+              <w:rPr>
+                <w:sz w:val="18"/>
+              </w:rPr>
+              <w:t>%</w:t>
+            </w:r>
+            <w:r>
+              <w:rPr>
+                <w:sz w:val="18"/>
+              </w:rPr>
+              <w:t xml:space="preserve"> health. Elite enemies always have at least a 20% chance to drop one.</w:t>
+            </w:r>
+          </w:p>
+        </w:tc>
+        <w:tc>
+          <w:tcPr>
+            <w:tcW w:w="2644" w:type="dxa"/>
             <w:tcMar>
               <w:top w:w="80" w:type="dxa"/>
               <w:left w:w="100" w:type="dxa"/>
@@ -1579,7 +1734,7 @@
                 <w:b/>
                 <w:sz w:val="18"/>
               </w:rPr>
-              <w:t>Mine Layer</w:t>
+              <w:t>Tempered Weapon</w:t>
             </w:r>
           </w:p>
         </w:tc>
@@ -1601,7 +1756,7 @@
               <w:rPr>
                 <w:sz w:val="18"/>
               </w:rPr>
-              <w:t>Drop a mine behind the player every 2.5 seconds. A mine arms after 0.4 seconds and explodes when an enemy approaches, dealing 110% of basic attack damage in a 1.5-unit radius.</w:t>
+              <w:t>Increase all direct attack damage by 35%. Damage-over-time effects that scale from the triggering hit also become stronger because the source hit is larger.</w:t>
             </w:r>
           </w:p>
         </w:tc>
@@ -1623,19 +1778,7 @@
               <w:rPr>
                 <w:sz w:val="17"/>
               </w:rPr>
-              <w:t xml:space="preserve">Maximum </w:t>
-            </w:r>
-            <w:r>
-              <w:rPr>
-                <w:sz w:val="17"/>
-              </w:rPr>
-              <w:t>20</w:t>
-            </w:r>
-            <w:r>
-              <w:rPr>
-                <w:sz w:val="17"/>
-              </w:rPr>
-              <w:t xml:space="preserve"> active mines. New mines replace the oldest one.</w:t>
+              <w:t>Non-repeatable. Does not require Honed Weapon and stacks additively with other direct-damage upgrades.</w:t>
             </w:r>
           </w:p>
         </w:tc>
@@ -1665,7 +1808,7 @@
                 <w:b/>
                 <w:sz w:val="18"/>
               </w:rPr>
-              <w:t>Keen Eye</w:t>
+              <w:t>Quickened Strikes</w:t>
             </w:r>
           </w:p>
         </w:tc>
@@ -1688,7 +1831,7 @@
               <w:rPr>
                 <w:sz w:val="18"/>
               </w:rPr>
-              <w:t>Gain 10 percentage points of critical-hit chance. A base critical chance of 5% therefore becomes 15%.</w:t>
+              <w:t>Reduce the time between basic attacks by 25%. For example, a 1.00-second attack interval becomes 0.75 seconds.</w:t>
             </w:r>
           </w:p>
         </w:tc>
@@ -1711,7 +1854,7 @@
               <w:rPr>
                 <w:sz w:val="17"/>
               </w:rPr>
-              <w:t xml:space="preserve">Repeatable. </w:t>
+              <w:t>Non-repeatable. Stacks multiplicatively with Faster Fire. Recommended minimum attack interval: 0.15 seconds.</w:t>
             </w:r>
           </w:p>
         </w:tc>
@@ -1740,7 +1883,7 @@
                 <w:b/>
                 <w:sz w:val="18"/>
               </w:rPr>
-              <w:t>Dash Charge</w:t>
+              <w:t>Fleet Footwork</w:t>
             </w:r>
           </w:p>
         </w:tc>
@@ -1762,49 +1905,7 @@
               <w:rPr>
                 <w:sz w:val="18"/>
               </w:rPr>
-              <w:t xml:space="preserve">Reduce dash cooldown by </w:t>
-            </w:r>
-            <w:r>
-              <w:rPr>
-                <w:sz w:val="18"/>
-              </w:rPr>
-              <w:t>20</w:t>
-            </w:r>
-            <w:r>
-              <w:rPr>
-                <w:sz w:val="18"/>
-              </w:rPr>
-              <w:t xml:space="preserve">%. A </w:t>
-            </w:r>
-            <w:r>
-              <w:rPr>
-                <w:sz w:val="18"/>
-              </w:rPr>
-              <w:t>10</w:t>
-            </w:r>
-            <w:r>
-              <w:rPr>
-                <w:sz w:val="18"/>
-              </w:rPr>
-              <w:t xml:space="preserve">-second dash cooldown becomes </w:t>
-            </w:r>
-            <w:r>
-              <w:rPr>
-                <w:sz w:val="18"/>
-              </w:rPr>
-              <w:t>8</w:t>
-            </w:r>
-            <w:r>
-              <w:rPr>
-                <w:sz w:val="18"/>
-              </w:rPr>
-              <w:t xml:space="preserve"> seconds</w:t>
-            </w:r>
-            <w:r>
-              <w:rPr>
-                <w:sz w:val="18"/>
-              </w:rPr>
-              <w:t>, etc.</w:t>
+              <w:t>Increase movement speed by 20%. This affects normal movement but does not increase dash distance or dash speed.</w:t>
             </w:r>
           </w:p>
         </w:tc>
@@ -1826,31 +1927,7 @@
               <w:rPr>
                 <w:sz w:val="17"/>
               </w:rPr>
-              <w:t xml:space="preserve">Repeatable multiplicatively. </w:t>
-            </w:r>
-            <w:r>
-              <w:rPr>
-                <w:sz w:val="17"/>
-              </w:rPr>
-              <w:t>M</w:t>
-            </w:r>
-            <w:r>
-              <w:rPr>
-                <w:sz w:val="17"/>
-              </w:rPr>
-              <w:t xml:space="preserve">inimum cooldown: </w:t>
-            </w:r>
-            <w:r>
-              <w:rPr>
-                <w:sz w:val="17"/>
-              </w:rPr>
-              <w:t>1</w:t>
-            </w:r>
-            <w:r>
-              <w:rPr>
-                <w:sz w:val="17"/>
-              </w:rPr>
-              <w:t xml:space="preserve"> seconds.</w:t>
+              <w:t>Non-repeatable. Stacks additively with Move Speed and other movement bonuses.</w:t>
             </w:r>
           </w:p>
         </w:tc>
@@ -1880,7 +1957,7 @@
                 <w:b/>
                 <w:sz w:val="18"/>
               </w:rPr>
-              <w:t>Big Projectiles</w:t>
+              <w:t>Greater Vitality</w:t>
             </w:r>
           </w:p>
         </w:tc>
@@ -1903,7 +1980,7 @@
               <w:rPr>
                 <w:sz w:val="18"/>
               </w:rPr>
-              <w:t>Increase projectile visual size and hitbox by 20%, and increase projectile damage by 10%. This does not increase explosion radius unless an explosion is created by that projectile.</w:t>
+              <w:t>Increase maximum health by 25% and immediately restore health to the new maximum.</w:t>
             </w:r>
           </w:p>
         </w:tc>
@@ -1926,13 +2003,7 @@
               <w:rPr>
                 <w:sz w:val="17"/>
               </w:rPr>
-              <w:t xml:space="preserve">Repeatable. </w:t>
-            </w:r>
-            <w:r>
-              <w:rPr>
-                <w:sz w:val="17"/>
-              </w:rPr>
-              <w:t>For Knight, his sword increases in size.</w:t>
+              <w:t>Non-repeatable. The heal occurs after maximum health is increased and stacks additively with Max Health.</w:t>
             </w:r>
           </w:p>
         </w:tc>
@@ -1961,8 +2032,7 @@
                 <w:b/>
                 <w:sz w:val="18"/>
               </w:rPr>
-              <w:lastRenderedPageBreak/>
-              <w:t>Burning Edge</w:t>
+              <w:t>Accelerated Rounds</w:t>
             </w:r>
           </w:p>
         </w:tc>
@@ -1984,37 +2054,7 @@
               <w:rPr>
                 <w:sz w:val="18"/>
               </w:rPr>
-              <w:t xml:space="preserve">Every direct hit applies Burn. Burn deals 12% of the triggering hit's damage each second for 3 seconds, for 36% total damage. Reapplying Burn adds </w:t>
-            </w:r>
-            <w:r>
-              <w:rPr>
-                <w:sz w:val="18"/>
-              </w:rPr>
-              <w:t xml:space="preserve">an extra </w:t>
-            </w:r>
-            <w:r>
-              <w:rPr>
-                <w:sz w:val="18"/>
-              </w:rPr>
-              <w:t>stack, up to 3 stacks</w:t>
-            </w:r>
-            <w:r>
-              <w:rPr>
-                <w:sz w:val="18"/>
-              </w:rPr>
-              <w:t>, and refreshes duration</w:t>
-            </w:r>
-            <w:r>
-              <w:rPr>
-                <w:sz w:val="18"/>
-              </w:rPr>
-              <w:t>.</w:t>
-            </w:r>
-            <w:r>
-              <w:rPr>
-                <w:sz w:val="18"/>
-              </w:rPr>
-              <w:t xml:space="preserve"> </w:t>
+              <w:t>Increase projectile travel speed by 45%. Faster projectiles reach distant and moving enemies much sooner.</w:t>
             </w:r>
           </w:p>
         </w:tc>
@@ -2036,7 +2076,7 @@
               <w:rPr>
                 <w:sz w:val="17"/>
               </w:rPr>
-              <w:t>Bosses take full Burn damage.</w:t>
+              <w:t>Non-repeatable. No effect on melee-only attacks. Knight cannot receive this upgrade.</w:t>
             </w:r>
           </w:p>
         </w:tc>
@@ -2066,7 +2106,7 @@
                 <w:b/>
                 <w:sz w:val="18"/>
               </w:rPr>
-              <w:t>Poison Vials</w:t>
+              <w:t>Deep Piercing</w:t>
             </w:r>
           </w:p>
         </w:tc>
@@ -2089,31 +2129,7 @@
               <w:rPr>
                 <w:sz w:val="18"/>
               </w:rPr>
-              <w:t xml:space="preserve">Every direct hit applies Poison for </w:t>
-            </w:r>
-            <w:r>
-              <w:rPr>
-                <w:sz w:val="18"/>
-              </w:rPr>
-              <w:t>5</w:t>
-            </w:r>
-            <w:r>
-              <w:rPr>
-                <w:sz w:val="18"/>
-              </w:rPr>
-              <w:t xml:space="preserve"> seconds. Poison deals 1% of the target's maximum health each second. Against bosses, it deals </w:t>
-            </w:r>
-            <w:r>
-              <w:rPr>
-                <w:sz w:val="18"/>
-              </w:rPr>
-              <w:t xml:space="preserve">half </w:t>
-            </w:r>
-            <w:r>
-              <w:rPr>
-                <w:sz w:val="18"/>
-              </w:rPr>
-              <w:t>of that amount: 0.5% maximum health per second.</w:t>
+              <w:t>Projectiles pass through 2 additional enemies. Every pierced enemy takes 100% of the projectile's normal damage.</w:t>
             </w:r>
           </w:p>
         </w:tc>
@@ -2136,7 +2152,7 @@
               <w:rPr>
                 <w:sz w:val="17"/>
               </w:rPr>
-              <w:t>Does not stack; a new application refreshes the duration.</w:t>
+              <w:t>Non-repeatable. Archer only. Does not allow repeated hits on the same enemy and stacks with Piercing.</w:t>
             </w:r>
           </w:p>
         </w:tc>
@@ -2165,7 +2181,7 @@
                 <w:b/>
                 <w:sz w:val="18"/>
               </w:rPr>
-              <w:t>Frost Oil</w:t>
+              <w:t>Rapid Recovery</w:t>
             </w:r>
           </w:p>
         </w:tc>
@@ -2187,7 +2203,7 @@
               <w:rPr>
                 <w:sz w:val="18"/>
               </w:rPr>
-              <w:t>Every direct hit applies a 20% movement-speed slow for 2.5 seconds. Bosses receive one quarter of the slow, so they are slowed by 5%.</w:t>
+              <w:t>Restore 1.2% of maximum health per second while alive. Regeneration pauses for 1.5 seconds after taking damage, then resumes automatically.</w:t>
             </w:r>
           </w:p>
         </w:tc>
@@ -2209,7 +2225,7 @@
               <w:rPr>
                 <w:sz w:val="17"/>
               </w:rPr>
-              <w:t>Does not stack; a new application refreshes the duration.</w:t>
+              <w:t>Non-repeatable. Regeneration rates add together; when several regeneration upgrades are owned, use the shortest unlocked pause.</w:t>
             </w:r>
           </w:p>
         </w:tc>
@@ -2239,7 +2255,7 @@
                 <w:b/>
                 <w:sz w:val="18"/>
               </w:rPr>
-              <w:t>Ricochet</w:t>
+              <w:t>Greater Magnet</w:t>
             </w:r>
           </w:p>
         </w:tc>
@@ -2262,7 +2278,7 @@
               <w:rPr>
                 <w:sz w:val="18"/>
               </w:rPr>
-              <w:t>Projectiles bounce to 1 additional enemy after their first hit. The bounced hit deals 80% of the projectile's original damage and automatically targets the nearest valid enemy within 4 units.</w:t>
+              <w:t>Multiply the XP pickup radius by 1.75. XP gems begin moving toward the player once they enter this enlarged radius.</w:t>
             </w:r>
           </w:p>
         </w:tc>
@@ -2285,7 +2301,7 @@
               <w:rPr>
                 <w:sz w:val="17"/>
               </w:rPr>
-              <w:t>Repeatable. Each extra bounce deals 15% less damage than the previous bounce.</w:t>
+              <w:t>Non-repeatable. Stacks multiplicatively with Magnet. Recommended maximum total pickup radius: 10 times the base radius.</w:t>
             </w:r>
           </w:p>
         </w:tc>
@@ -2314,7 +2330,7 @@
                 <w:b/>
                 <w:sz w:val="18"/>
               </w:rPr>
-              <w:t>Executioner</w:t>
+              <w:t>Heavy Plate</w:t>
             </w:r>
           </w:p>
         </w:tc>
@@ -2336,7 +2352,7 @@
               <w:rPr>
                 <w:sz w:val="18"/>
               </w:rPr>
-              <w:t>Deal 30% more damage to enemies below 25% of their maximum health. The bonus applies to direct hits and damage-over-time effects.</w:t>
+              <w:t>Gain 5 flat armor. Flat armor is subtracted from every incoming hit after percentage-based damage reductions are applied.</w:t>
             </w:r>
           </w:p>
         </w:tc>
@@ -2358,7 +2374,7 @@
               <w:rPr>
                 <w:sz w:val="17"/>
               </w:rPr>
-              <w:t>Repeatable with diminishing returns: additional copies add +15% damage.</w:t>
+              <w:t>Non-repeatable. Stacks additively with Plated Vest. Every enemy hit should still deal at least 1 damage.</w:t>
             </w:r>
           </w:p>
         </w:tc>
@@ -2388,7 +2404,7 @@
                 <w:b/>
                 <w:sz w:val="18"/>
               </w:rPr>
-              <w:t>Giant Slayer</w:t>
+              <w:t>Veteran of Battle</w:t>
             </w:r>
           </w:p>
         </w:tc>
@@ -2411,7 +2427,7 @@
               <w:rPr>
                 <w:sz w:val="18"/>
               </w:rPr>
-              <w:t>Deal 25% more damage to elite enemies and bosses. Normal enemies are unaffected.</w:t>
+              <w:t>Gain 30% more XP from enemies and XP pickups. This speeds up future level-ups but gives no immediate combat power.</w:t>
             </w:r>
           </w:p>
         </w:tc>
@@ -2434,7 +2450,7 @@
               <w:rPr>
                 <w:sz w:val="17"/>
               </w:rPr>
-              <w:t>Repeatable. Additional copies add +15%.</w:t>
+              <w:t>Non-repeatable. Stacks additively with Student of Battle and other XP-gain bonuses.</w:t>
             </w:r>
           </w:p>
         </w:tc>
@@ -2463,7 +2479,8 @@
                 <w:b/>
                 <w:sz w:val="18"/>
               </w:rPr>
-              <w:t>Battle Momentum</w:t>
+              <w:lastRenderedPageBreak/>
+              <w:t>Combat Supplies</w:t>
             </w:r>
           </w:p>
         </w:tc>
@@ -2485,55 +2502,7 @@
               <w:rPr>
                 <w:sz w:val="18"/>
               </w:rPr>
-              <w:t xml:space="preserve">Killing an enemy grants </w:t>
-            </w:r>
-            <w:r>
-              <w:rPr>
-                <w:sz w:val="18"/>
-              </w:rPr>
-              <w:t>2</w:t>
-            </w:r>
-            <w:r>
-              <w:rPr>
-                <w:sz w:val="18"/>
-              </w:rPr>
-              <w:t xml:space="preserve">% </w:t>
-            </w:r>
-            <w:r>
-              <w:rPr>
-                <w:sz w:val="18"/>
-              </w:rPr>
-              <w:t>attack damage</w:t>
-            </w:r>
-            <w:r>
-              <w:rPr>
-                <w:sz w:val="18"/>
-              </w:rPr>
-              <w:t xml:space="preserve"> and </w:t>
-            </w:r>
-            <w:r>
-              <w:rPr>
-                <w:sz w:val="18"/>
-              </w:rPr>
-              <w:t>2</w:t>
-            </w:r>
-            <w:r>
-              <w:rPr>
-                <w:sz w:val="18"/>
-              </w:rPr>
-              <w:t xml:space="preserve">% attack speed for 3 seconds. This can stack up to </w:t>
-            </w:r>
-            <w:r>
-              <w:rPr>
-                <w:sz w:val="18"/>
-              </w:rPr>
-              <w:t>15</w:t>
-            </w:r>
-            <w:r>
-              <w:rPr>
-                <w:sz w:val="18"/>
-              </w:rPr>
-              <w:t xml:space="preserve"> times, and each kill refreshes the duration of all stacks.</w:t>
+              <w:t>Enemies have a 10% chance to drop a healing pickup that restores 18% of maximum health. Elite enemies have at least a 40% chance to drop one.</w:t>
             </w:r>
           </w:p>
         </w:tc>
@@ -2551,19 +2520,11 @@
             <w:pPr>
               <w:spacing w:after="0"/>
             </w:pPr>
-            <w:proofErr w:type="spellStart"/>
             <w:r>
               <w:rPr>
                 <w:sz w:val="17"/>
               </w:rPr>
-              <w:t>Reapeatable</w:t>
-            </w:r>
-            <w:proofErr w:type="spellEnd"/>
-            <w:r>
-              <w:rPr>
-                <w:sz w:val="17"/>
-              </w:rPr>
-              <w:t>. Additional copies add 1%.</w:t>
+              <w:t>Non-repeatable. This unlocks healing drops if Field Rations is not owned. The strongest supply tier sets the base values; Common Field Rations copies still add their normal bonuses.</w:t>
             </w:r>
           </w:p>
         </w:tc>
@@ -2593,7 +2554,7 @@
                 <w:b/>
                 <w:sz w:val="18"/>
               </w:rPr>
-              <w:t>Vampiric Edge</w:t>
+              <w:t>Fortunate Find</w:t>
             </w:r>
           </w:p>
         </w:tc>
@@ -2616,7 +2577,7 @@
               <w:rPr>
                 <w:sz w:val="18"/>
               </w:rPr>
-              <w:t xml:space="preserve">Heal for 1% of direct damage dealt. </w:t>
+              <w:t>Increase total Luck by 35%. Luck multiplies the rarity weights of Uncommon, Epic, and Legendary options before all rarity weights are normalized. When this is the only Luck bonus, the recommended 55/28/13/4 base distribution becomes approximately 47.5% Common, 32.7% Uncommon, 15.2% Epic, and 4.7% Legendary.</w:t>
             </w:r>
           </w:p>
         </w:tc>
@@ -2639,13 +2600,7 @@
               <w:rPr>
                 <w:sz w:val="17"/>
               </w:rPr>
-              <w:t>Repeatable. Each copy adds +0.5% healing</w:t>
-            </w:r>
-            <w:r>
-              <w:rPr>
-                <w:sz w:val="17"/>
-              </w:rPr>
-              <w:t>.</w:t>
+              <w:t>Non-repeatable. Does not require Lucky Find and stacks additively with every other Luck bonus. Total Luck is capped at +300%.</w:t>
             </w:r>
           </w:p>
         </w:tc>
@@ -2674,7 +2629,7 @@
                 <w:b/>
                 <w:sz w:val="18"/>
               </w:rPr>
-              <w:t>Shockwave</w:t>
+              <w:t>Expanded Selection II</w:t>
             </w:r>
           </w:p>
         </w:tc>
@@ -2696,55 +2651,7 @@
               <w:rPr>
                 <w:sz w:val="18"/>
               </w:rPr>
-              <w:t xml:space="preserve">Every </w:t>
-            </w:r>
-            <w:r>
-              <w:rPr>
-                <w:sz w:val="18"/>
-              </w:rPr>
-              <w:t>10 seconds,</w:t>
-            </w:r>
-            <w:r>
-              <w:rPr>
-                <w:sz w:val="18"/>
-              </w:rPr>
-              <w:t xml:space="preserve"> release</w:t>
-            </w:r>
-            <w:r>
-              <w:rPr>
-                <w:sz w:val="18"/>
-              </w:rPr>
-              <w:t xml:space="preserve"> </w:t>
-            </w:r>
-            <w:r>
-              <w:rPr>
-                <w:sz w:val="18"/>
-              </w:rPr>
-              <w:t xml:space="preserve">a circular shockwave around the player that deals </w:t>
-            </w:r>
-            <w:r>
-              <w:rPr>
-                <w:sz w:val="18"/>
-              </w:rPr>
-              <w:t>30</w:t>
-            </w:r>
-            <w:r>
-              <w:rPr>
-                <w:sz w:val="18"/>
-              </w:rPr>
-              <w:t>% of basic attack damage and knocks normal enemies back</w:t>
-            </w:r>
-            <w:r>
-              <w:rPr>
-                <w:sz w:val="18"/>
-              </w:rPr>
-              <w:t xml:space="preserve"> by 1 unit in a range of 10 units</w:t>
-            </w:r>
-            <w:r>
-              <w:rPr>
-                <w:sz w:val="18"/>
-              </w:rPr>
-              <w:t>.</w:t>
+              <w:t>All future level-ups show 5 upgrade options instead of 4, giving the player one additional build choice at every later level.</w:t>
             </w:r>
           </w:p>
         </w:tc>
@@ -2766,27 +2673,7 @@
               <w:rPr>
                 <w:sz w:val="17"/>
               </w:rPr>
-              <w:t>Repeatable</w:t>
-            </w:r>
-            <w:r>
-              <w:rPr>
-                <w:sz w:val="17"/>
-              </w:rPr>
-              <w:t xml:space="preserve">. Additional copies lower the </w:t>
-            </w:r>
-            <w:proofErr w:type="gramStart"/>
-            <w:r>
-              <w:rPr>
-                <w:sz w:val="17"/>
-              </w:rPr>
-              <w:t>amount</w:t>
-            </w:r>
-            <w:proofErr w:type="gramEnd"/>
-            <w:r>
-              <w:rPr>
-                <w:sz w:val="17"/>
-              </w:rPr>
-              <w:t xml:space="preserve"> of seconds by 1 and increase dmg by 10%. Can only be obtained 6 times (so the minimal time is 5 seconds) </w:t>
+              <w:t>Requires Expanded Selection I. Non-repeatable. Applies from the next level-up onward. After selection, Expanded Selection III enters the pool as an Epic upgrade.</w:t>
             </w:r>
           </w:p>
         </w:tc>
@@ -2816,7 +2703,7 @@
                 <w:b/>
                 <w:sz w:val="18"/>
               </w:rPr>
-              <w:t>Berserker</w:t>
+              <w:t>Mine Layer</w:t>
             </w:r>
           </w:p>
         </w:tc>
@@ -2839,7 +2726,7 @@
               <w:rPr>
                 <w:sz w:val="18"/>
               </w:rPr>
-              <w:t>Gain 1% increased damage for every 2% of maximum health currently missing, up to +35% damage. At full health, this upgrade grants no damage bonus.</w:t>
+              <w:t>Drop a mine behind the player every 2.5 seconds. A mine arms after 0.4 seconds and explodes when an enemy approaches, dealing 110% of basic attack damage in a 1.5-unit radius.</w:t>
             </w:r>
           </w:p>
         </w:tc>
@@ -2847,6 +2734,1228 @@
           <w:tcPr>
             <w:tcW w:w="2644" w:type="dxa"/>
             <w:shd w:val="clear" w:color="auto" w:fill="F6F8FB"/>
+            <w:tcMar>
+              <w:top w:w="80" w:type="dxa"/>
+              <w:left w:w="100" w:type="dxa"/>
+              <w:bottom w:w="80" w:type="dxa"/>
+              <w:right w:w="100" w:type="dxa"/>
+            </w:tcMar>
+          </w:tcPr>
+          <w:p>
+            <w:pPr>
+              <w:spacing w:after="0"/>
+            </w:pPr>
+            <w:r>
+              <w:rPr>
+                <w:sz w:val="17"/>
+              </w:rPr>
+              <w:t xml:space="preserve">Maximum </w:t>
+            </w:r>
+            <w:r>
+              <w:rPr>
+                <w:sz w:val="17"/>
+              </w:rPr>
+              <w:t>20</w:t>
+            </w:r>
+            <w:r>
+              <w:rPr>
+                <w:sz w:val="17"/>
+              </w:rPr>
+              <w:t xml:space="preserve"> active mines. New mines replace the oldest one.</w:t>
+            </w:r>
+          </w:p>
+        </w:tc>
+      </w:tr>
+      <w:tr>
+        <w:trPr>
+          <w:cantSplit/>
+          <w:jc w:val="center"/>
+        </w:trPr>
+        <w:tc>
+          <w:tcPr>
+            <w:tcW w:w="2500" w:type="dxa"/>
+            <w:tcMar>
+              <w:top w:w="80" w:type="dxa"/>
+              <w:left w:w="100" w:type="dxa"/>
+              <w:bottom w:w="80" w:type="dxa"/>
+              <w:right w:w="100" w:type="dxa"/>
+            </w:tcMar>
+          </w:tcPr>
+          <w:p>
+            <w:pPr>
+              <w:spacing w:after="0"/>
+            </w:pPr>
+            <w:r>
+              <w:rPr>
+                <w:b/>
+                <w:sz w:val="18"/>
+              </w:rPr>
+              <w:t>Keen Eye</w:t>
+            </w:r>
+          </w:p>
+        </w:tc>
+        <w:tc>
+          <w:tcPr>
+            <w:tcW w:w="5256" w:type="dxa"/>
+            <w:tcMar>
+              <w:top w:w="80" w:type="dxa"/>
+              <w:left w:w="100" w:type="dxa"/>
+              <w:bottom w:w="80" w:type="dxa"/>
+              <w:right w:w="100" w:type="dxa"/>
+            </w:tcMar>
+          </w:tcPr>
+          <w:p>
+            <w:pPr>
+              <w:spacing w:after="0"/>
+            </w:pPr>
+            <w:r>
+              <w:rPr>
+                <w:sz w:val="18"/>
+              </w:rPr>
+              <w:t>Gain 10 percentage points of critical-hit chance. A base critical chance of 5% therefore becomes 15%.</w:t>
+            </w:r>
+          </w:p>
+        </w:tc>
+        <w:tc>
+          <w:tcPr>
+            <w:tcW w:w="2644" w:type="dxa"/>
+            <w:tcMar>
+              <w:top w:w="80" w:type="dxa"/>
+              <w:left w:w="100" w:type="dxa"/>
+              <w:bottom w:w="80" w:type="dxa"/>
+              <w:right w:w="100" w:type="dxa"/>
+            </w:tcMar>
+          </w:tcPr>
+          <w:p>
+            <w:pPr>
+              <w:spacing w:after="0"/>
+            </w:pPr>
+            <w:r>
+              <w:rPr>
+                <w:sz w:val="17"/>
+              </w:rPr>
+              <w:t xml:space="preserve">Repeatable. </w:t>
+            </w:r>
+          </w:p>
+        </w:tc>
+      </w:tr>
+      <w:tr>
+        <w:trPr>
+          <w:cantSplit/>
+          <w:jc w:val="center"/>
+        </w:trPr>
+        <w:tc>
+          <w:tcPr>
+            <w:tcW w:w="2500" w:type="dxa"/>
+            <w:shd w:val="clear" w:color="auto" w:fill="F6F8FB"/>
+            <w:tcMar>
+              <w:top w:w="80" w:type="dxa"/>
+              <w:left w:w="100" w:type="dxa"/>
+              <w:bottom w:w="80" w:type="dxa"/>
+              <w:right w:w="100" w:type="dxa"/>
+            </w:tcMar>
+          </w:tcPr>
+          <w:p>
+            <w:pPr>
+              <w:spacing w:after="0"/>
+            </w:pPr>
+            <w:r>
+              <w:rPr>
+                <w:b/>
+                <w:sz w:val="18"/>
+              </w:rPr>
+              <w:t>Dash Charge</w:t>
+            </w:r>
+          </w:p>
+        </w:tc>
+        <w:tc>
+          <w:tcPr>
+            <w:tcW w:w="5256" w:type="dxa"/>
+            <w:shd w:val="clear" w:color="auto" w:fill="F6F8FB"/>
+            <w:tcMar>
+              <w:top w:w="80" w:type="dxa"/>
+              <w:left w:w="100" w:type="dxa"/>
+              <w:bottom w:w="80" w:type="dxa"/>
+              <w:right w:w="100" w:type="dxa"/>
+            </w:tcMar>
+          </w:tcPr>
+          <w:p>
+            <w:pPr>
+              <w:spacing w:after="0"/>
+            </w:pPr>
+            <w:r>
+              <w:rPr>
+                <w:sz w:val="18"/>
+              </w:rPr>
+              <w:t xml:space="preserve">Reduce dash cooldown by </w:t>
+            </w:r>
+            <w:r>
+              <w:rPr>
+                <w:sz w:val="18"/>
+              </w:rPr>
+              <w:t>20</w:t>
+            </w:r>
+            <w:r>
+              <w:rPr>
+                <w:sz w:val="18"/>
+              </w:rPr>
+              <w:t xml:space="preserve">%. A </w:t>
+            </w:r>
+            <w:r>
+              <w:rPr>
+                <w:sz w:val="18"/>
+              </w:rPr>
+              <w:t>10</w:t>
+            </w:r>
+            <w:r>
+              <w:rPr>
+                <w:sz w:val="18"/>
+              </w:rPr>
+              <w:t xml:space="preserve">-second dash cooldown becomes </w:t>
+            </w:r>
+            <w:r>
+              <w:rPr>
+                <w:sz w:val="18"/>
+              </w:rPr>
+              <w:t>8</w:t>
+            </w:r>
+            <w:r>
+              <w:rPr>
+                <w:sz w:val="18"/>
+              </w:rPr>
+              <w:t xml:space="preserve"> seconds</w:t>
+            </w:r>
+            <w:r>
+              <w:rPr>
+                <w:sz w:val="18"/>
+              </w:rPr>
+              <w:t>, etc.</w:t>
+            </w:r>
+          </w:p>
+        </w:tc>
+        <w:tc>
+          <w:tcPr>
+            <w:tcW w:w="2644" w:type="dxa"/>
+            <w:shd w:val="clear" w:color="auto" w:fill="F6F8FB"/>
+            <w:tcMar>
+              <w:top w:w="80" w:type="dxa"/>
+              <w:left w:w="100" w:type="dxa"/>
+              <w:bottom w:w="80" w:type="dxa"/>
+              <w:right w:w="100" w:type="dxa"/>
+            </w:tcMar>
+          </w:tcPr>
+          <w:p>
+            <w:pPr>
+              <w:spacing w:after="0"/>
+            </w:pPr>
+            <w:r>
+              <w:rPr>
+                <w:sz w:val="17"/>
+              </w:rPr>
+              <w:t xml:space="preserve">Repeatable multiplicatively. </w:t>
+            </w:r>
+            <w:r>
+              <w:rPr>
+                <w:sz w:val="17"/>
+              </w:rPr>
+              <w:t>M</w:t>
+            </w:r>
+            <w:r>
+              <w:rPr>
+                <w:sz w:val="17"/>
+              </w:rPr>
+              <w:t xml:space="preserve">inimum cooldown: </w:t>
+            </w:r>
+            <w:r>
+              <w:rPr>
+                <w:sz w:val="17"/>
+              </w:rPr>
+              <w:t>1</w:t>
+            </w:r>
+            <w:r>
+              <w:rPr>
+                <w:sz w:val="17"/>
+              </w:rPr>
+              <w:t xml:space="preserve"> seconds.</w:t>
+            </w:r>
+          </w:p>
+        </w:tc>
+      </w:tr>
+      <w:tr>
+        <w:trPr>
+          <w:cantSplit/>
+          <w:jc w:val="center"/>
+        </w:trPr>
+        <w:tc>
+          <w:tcPr>
+            <w:tcW w:w="2500" w:type="dxa"/>
+            <w:tcMar>
+              <w:top w:w="80" w:type="dxa"/>
+              <w:left w:w="100" w:type="dxa"/>
+              <w:bottom w:w="80" w:type="dxa"/>
+              <w:right w:w="100" w:type="dxa"/>
+            </w:tcMar>
+          </w:tcPr>
+          <w:p>
+            <w:pPr>
+              <w:spacing w:after="0"/>
+            </w:pPr>
+            <w:r>
+              <w:rPr>
+                <w:b/>
+                <w:sz w:val="18"/>
+              </w:rPr>
+              <w:t>Big Projectiles</w:t>
+            </w:r>
+          </w:p>
+        </w:tc>
+        <w:tc>
+          <w:tcPr>
+            <w:tcW w:w="5256" w:type="dxa"/>
+            <w:tcMar>
+              <w:top w:w="80" w:type="dxa"/>
+              <w:left w:w="100" w:type="dxa"/>
+              <w:bottom w:w="80" w:type="dxa"/>
+              <w:right w:w="100" w:type="dxa"/>
+            </w:tcMar>
+          </w:tcPr>
+          <w:p>
+            <w:pPr>
+              <w:spacing w:after="0"/>
+            </w:pPr>
+            <w:r>
+              <w:rPr>
+                <w:sz w:val="18"/>
+              </w:rPr>
+              <w:t>Increase projectile visual size and hitbox by 20%, and increase projectile damage by 10%. This does not increase explosion radius unless an explosion is created by that projectile.</w:t>
+            </w:r>
+          </w:p>
+        </w:tc>
+        <w:tc>
+          <w:tcPr>
+            <w:tcW w:w="2644" w:type="dxa"/>
+            <w:tcMar>
+              <w:top w:w="80" w:type="dxa"/>
+              <w:left w:w="100" w:type="dxa"/>
+              <w:bottom w:w="80" w:type="dxa"/>
+              <w:right w:w="100" w:type="dxa"/>
+            </w:tcMar>
+          </w:tcPr>
+          <w:p>
+            <w:pPr>
+              <w:spacing w:after="0"/>
+            </w:pPr>
+            <w:r>
+              <w:rPr>
+                <w:sz w:val="17"/>
+              </w:rPr>
+              <w:t xml:space="preserve">Repeatable. </w:t>
+            </w:r>
+            <w:r>
+              <w:rPr>
+                <w:sz w:val="17"/>
+              </w:rPr>
+              <w:t>For Knight, his sword increases in size.</w:t>
+            </w:r>
+          </w:p>
+        </w:tc>
+      </w:tr>
+      <w:tr>
+        <w:trPr>
+          <w:cantSplit/>
+          <w:jc w:val="center"/>
+        </w:trPr>
+        <w:tc>
+          <w:tcPr>
+            <w:tcW w:w="2500" w:type="dxa"/>
+            <w:shd w:val="clear" w:color="auto" w:fill="F6F8FB"/>
+            <w:tcMar>
+              <w:top w:w="80" w:type="dxa"/>
+              <w:left w:w="100" w:type="dxa"/>
+              <w:bottom w:w="80" w:type="dxa"/>
+              <w:right w:w="100" w:type="dxa"/>
+            </w:tcMar>
+          </w:tcPr>
+          <w:p>
+            <w:pPr>
+              <w:spacing w:after="0"/>
+            </w:pPr>
+            <w:r>
+              <w:rPr>
+                <w:b/>
+                <w:sz w:val="18"/>
+              </w:rPr>
+              <w:t>Burning Edge</w:t>
+            </w:r>
+          </w:p>
+        </w:tc>
+        <w:tc>
+          <w:tcPr>
+            <w:tcW w:w="5256" w:type="dxa"/>
+            <w:shd w:val="clear" w:color="auto" w:fill="F6F8FB"/>
+            <w:tcMar>
+              <w:top w:w="80" w:type="dxa"/>
+              <w:left w:w="100" w:type="dxa"/>
+              <w:bottom w:w="80" w:type="dxa"/>
+              <w:right w:w="100" w:type="dxa"/>
+            </w:tcMar>
+          </w:tcPr>
+          <w:p>
+            <w:pPr>
+              <w:spacing w:after="0"/>
+            </w:pPr>
+            <w:r>
+              <w:rPr>
+                <w:sz w:val="18"/>
+              </w:rPr>
+              <w:t xml:space="preserve">Every direct hit applies Burn. Burn deals 12% of the triggering hit's damage each second for 3 seconds, for 36% total damage. Reapplying Burn adds </w:t>
+            </w:r>
+            <w:r>
+              <w:rPr>
+                <w:sz w:val="18"/>
+              </w:rPr>
+              <w:t xml:space="preserve">an extra </w:t>
+            </w:r>
+            <w:r>
+              <w:rPr>
+                <w:sz w:val="18"/>
+              </w:rPr>
+              <w:t>stack, up to 3 stacks</w:t>
+            </w:r>
+            <w:r>
+              <w:rPr>
+                <w:sz w:val="18"/>
+              </w:rPr>
+              <w:t>, and refreshes duration</w:t>
+            </w:r>
+            <w:r>
+              <w:rPr>
+                <w:sz w:val="18"/>
+              </w:rPr>
+              <w:t>.</w:t>
+            </w:r>
+            <w:r>
+              <w:rPr>
+                <w:sz w:val="18"/>
+              </w:rPr>
+              <w:t xml:space="preserve"> </w:t>
+            </w:r>
+          </w:p>
+        </w:tc>
+        <w:tc>
+          <w:tcPr>
+            <w:tcW w:w="2644" w:type="dxa"/>
+            <w:shd w:val="clear" w:color="auto" w:fill="F6F8FB"/>
+            <w:tcMar>
+              <w:top w:w="80" w:type="dxa"/>
+              <w:left w:w="100" w:type="dxa"/>
+              <w:bottom w:w="80" w:type="dxa"/>
+              <w:right w:w="100" w:type="dxa"/>
+            </w:tcMar>
+          </w:tcPr>
+          <w:p>
+            <w:pPr>
+              <w:spacing w:after="0"/>
+            </w:pPr>
+            <w:r>
+              <w:rPr>
+                <w:sz w:val="17"/>
+              </w:rPr>
+              <w:t>Bosses take full Burn damage.</w:t>
+            </w:r>
+          </w:p>
+        </w:tc>
+      </w:tr>
+      <w:tr>
+        <w:trPr>
+          <w:cantSplit/>
+          <w:jc w:val="center"/>
+        </w:trPr>
+        <w:tc>
+          <w:tcPr>
+            <w:tcW w:w="2500" w:type="dxa"/>
+            <w:tcMar>
+              <w:top w:w="80" w:type="dxa"/>
+              <w:left w:w="100" w:type="dxa"/>
+              <w:bottom w:w="80" w:type="dxa"/>
+              <w:right w:w="100" w:type="dxa"/>
+            </w:tcMar>
+          </w:tcPr>
+          <w:p>
+            <w:pPr>
+              <w:spacing w:after="0"/>
+            </w:pPr>
+            <w:r>
+              <w:rPr>
+                <w:b/>
+                <w:sz w:val="18"/>
+              </w:rPr>
+              <w:t>Poison Vials</w:t>
+            </w:r>
+          </w:p>
+        </w:tc>
+        <w:tc>
+          <w:tcPr>
+            <w:tcW w:w="5256" w:type="dxa"/>
+            <w:tcMar>
+              <w:top w:w="80" w:type="dxa"/>
+              <w:left w:w="100" w:type="dxa"/>
+              <w:bottom w:w="80" w:type="dxa"/>
+              <w:right w:w="100" w:type="dxa"/>
+            </w:tcMar>
+          </w:tcPr>
+          <w:p>
+            <w:pPr>
+              <w:spacing w:after="0"/>
+            </w:pPr>
+            <w:r>
+              <w:rPr>
+                <w:sz w:val="18"/>
+              </w:rPr>
+              <w:t xml:space="preserve">Every direct hit applies Poison for </w:t>
+            </w:r>
+            <w:r>
+              <w:rPr>
+                <w:sz w:val="18"/>
+              </w:rPr>
+              <w:t>5</w:t>
+            </w:r>
+            <w:r>
+              <w:rPr>
+                <w:sz w:val="18"/>
+              </w:rPr>
+              <w:t xml:space="preserve"> seconds. Poison deals 1% of the target's maximum health each second. Against bosses, it deals </w:t>
+            </w:r>
+            <w:r>
+              <w:rPr>
+                <w:sz w:val="18"/>
+              </w:rPr>
+              <w:t xml:space="preserve">half </w:t>
+            </w:r>
+            <w:r>
+              <w:rPr>
+                <w:sz w:val="18"/>
+              </w:rPr>
+              <w:t>of that amount: 0.5% maximum health per second.</w:t>
+            </w:r>
+          </w:p>
+        </w:tc>
+        <w:tc>
+          <w:tcPr>
+            <w:tcW w:w="2644" w:type="dxa"/>
+            <w:tcMar>
+              <w:top w:w="80" w:type="dxa"/>
+              <w:left w:w="100" w:type="dxa"/>
+              <w:bottom w:w="80" w:type="dxa"/>
+              <w:right w:w="100" w:type="dxa"/>
+            </w:tcMar>
+          </w:tcPr>
+          <w:p>
+            <w:pPr>
+              <w:spacing w:after="0"/>
+            </w:pPr>
+            <w:r>
+              <w:rPr>
+                <w:sz w:val="17"/>
+              </w:rPr>
+              <w:t>Does not stack; a new application refreshes the duration.</w:t>
+            </w:r>
+          </w:p>
+        </w:tc>
+      </w:tr>
+      <w:tr>
+        <w:trPr>
+          <w:cantSplit/>
+          <w:jc w:val="center"/>
+        </w:trPr>
+        <w:tc>
+          <w:tcPr>
+            <w:tcW w:w="2500" w:type="dxa"/>
+            <w:shd w:val="clear" w:color="auto" w:fill="F6F8FB"/>
+            <w:tcMar>
+              <w:top w:w="80" w:type="dxa"/>
+              <w:left w:w="100" w:type="dxa"/>
+              <w:bottom w:w="80" w:type="dxa"/>
+              <w:right w:w="100" w:type="dxa"/>
+            </w:tcMar>
+          </w:tcPr>
+          <w:p>
+            <w:pPr>
+              <w:spacing w:after="0"/>
+            </w:pPr>
+            <w:r>
+              <w:rPr>
+                <w:b/>
+                <w:sz w:val="18"/>
+              </w:rPr>
+              <w:t>Frost Oil</w:t>
+            </w:r>
+          </w:p>
+        </w:tc>
+        <w:tc>
+          <w:tcPr>
+            <w:tcW w:w="5256" w:type="dxa"/>
+            <w:shd w:val="clear" w:color="auto" w:fill="F6F8FB"/>
+            <w:tcMar>
+              <w:top w:w="80" w:type="dxa"/>
+              <w:left w:w="100" w:type="dxa"/>
+              <w:bottom w:w="80" w:type="dxa"/>
+              <w:right w:w="100" w:type="dxa"/>
+            </w:tcMar>
+          </w:tcPr>
+          <w:p>
+            <w:pPr>
+              <w:spacing w:after="0"/>
+            </w:pPr>
+            <w:r>
+              <w:rPr>
+                <w:sz w:val="18"/>
+              </w:rPr>
+              <w:t>Every direct hit applies a 20% movement-speed slow for 2.5 seconds. Bosses receive one quarter of the slow, so they are slowed by 5%.</w:t>
+            </w:r>
+          </w:p>
+        </w:tc>
+        <w:tc>
+          <w:tcPr>
+            <w:tcW w:w="2644" w:type="dxa"/>
+            <w:shd w:val="clear" w:color="auto" w:fill="F6F8FB"/>
+            <w:tcMar>
+              <w:top w:w="80" w:type="dxa"/>
+              <w:left w:w="100" w:type="dxa"/>
+              <w:bottom w:w="80" w:type="dxa"/>
+              <w:right w:w="100" w:type="dxa"/>
+            </w:tcMar>
+          </w:tcPr>
+          <w:p>
+            <w:pPr>
+              <w:spacing w:after="0"/>
+            </w:pPr>
+            <w:r>
+              <w:rPr>
+                <w:sz w:val="17"/>
+              </w:rPr>
+              <w:t>Does not stack; a new application refreshes the duration.</w:t>
+            </w:r>
+          </w:p>
+        </w:tc>
+      </w:tr>
+      <w:tr>
+        <w:trPr>
+          <w:cantSplit/>
+          <w:jc w:val="center"/>
+        </w:trPr>
+        <w:tc>
+          <w:tcPr>
+            <w:tcW w:w="2500" w:type="dxa"/>
+            <w:tcMar>
+              <w:top w:w="80" w:type="dxa"/>
+              <w:left w:w="100" w:type="dxa"/>
+              <w:bottom w:w="80" w:type="dxa"/>
+              <w:right w:w="100" w:type="dxa"/>
+            </w:tcMar>
+          </w:tcPr>
+          <w:p>
+            <w:pPr>
+              <w:spacing w:after="0"/>
+            </w:pPr>
+            <w:r>
+              <w:rPr>
+                <w:b/>
+                <w:sz w:val="18"/>
+              </w:rPr>
+              <w:t>Ricochet</w:t>
+            </w:r>
+          </w:p>
+        </w:tc>
+        <w:tc>
+          <w:tcPr>
+            <w:tcW w:w="5256" w:type="dxa"/>
+            <w:tcMar>
+              <w:top w:w="80" w:type="dxa"/>
+              <w:left w:w="100" w:type="dxa"/>
+              <w:bottom w:w="80" w:type="dxa"/>
+              <w:right w:w="100" w:type="dxa"/>
+            </w:tcMar>
+          </w:tcPr>
+          <w:p>
+            <w:pPr>
+              <w:spacing w:after="0"/>
+            </w:pPr>
+            <w:r>
+              <w:rPr>
+                <w:sz w:val="18"/>
+              </w:rPr>
+              <w:t>Projectiles bounce to 1 additional enemy after their first hit. The bounced hit deals 80% of the projectile's original damage and automatically targets the nearest valid enemy within 4 units.</w:t>
+            </w:r>
+          </w:p>
+        </w:tc>
+        <w:tc>
+          <w:tcPr>
+            <w:tcW w:w="2644" w:type="dxa"/>
+            <w:tcMar>
+              <w:top w:w="80" w:type="dxa"/>
+              <w:left w:w="100" w:type="dxa"/>
+              <w:bottom w:w="80" w:type="dxa"/>
+              <w:right w:w="100" w:type="dxa"/>
+            </w:tcMar>
+          </w:tcPr>
+          <w:p>
+            <w:pPr>
+              <w:spacing w:after="0"/>
+            </w:pPr>
+            <w:r>
+              <w:rPr>
+                <w:sz w:val="17"/>
+              </w:rPr>
+              <w:t>Repeatable. Each extra bounce deals 15% less damage than the previous bounce.</w:t>
+            </w:r>
+          </w:p>
+        </w:tc>
+      </w:tr>
+      <w:tr>
+        <w:trPr>
+          <w:cantSplit/>
+          <w:jc w:val="center"/>
+        </w:trPr>
+        <w:tc>
+          <w:tcPr>
+            <w:tcW w:w="2500" w:type="dxa"/>
+            <w:shd w:val="clear" w:color="auto" w:fill="F6F8FB"/>
+            <w:tcMar>
+              <w:top w:w="80" w:type="dxa"/>
+              <w:left w:w="100" w:type="dxa"/>
+              <w:bottom w:w="80" w:type="dxa"/>
+              <w:right w:w="100" w:type="dxa"/>
+            </w:tcMar>
+          </w:tcPr>
+          <w:p>
+            <w:pPr>
+              <w:spacing w:after="0"/>
+            </w:pPr>
+            <w:r>
+              <w:rPr>
+                <w:b/>
+                <w:sz w:val="18"/>
+              </w:rPr>
+              <w:t>Executioner</w:t>
+            </w:r>
+          </w:p>
+        </w:tc>
+        <w:tc>
+          <w:tcPr>
+            <w:tcW w:w="5256" w:type="dxa"/>
+            <w:shd w:val="clear" w:color="auto" w:fill="F6F8FB"/>
+            <w:tcMar>
+              <w:top w:w="80" w:type="dxa"/>
+              <w:left w:w="100" w:type="dxa"/>
+              <w:bottom w:w="80" w:type="dxa"/>
+              <w:right w:w="100" w:type="dxa"/>
+            </w:tcMar>
+          </w:tcPr>
+          <w:p>
+            <w:pPr>
+              <w:spacing w:after="0"/>
+            </w:pPr>
+            <w:r>
+              <w:rPr>
+                <w:sz w:val="18"/>
+              </w:rPr>
+              <w:t>Deal 30% more damage to enemies below 25% of their maximum health. The bonus applies to direct hits and damage-over-time effects.</w:t>
+            </w:r>
+          </w:p>
+        </w:tc>
+        <w:tc>
+          <w:tcPr>
+            <w:tcW w:w="2644" w:type="dxa"/>
+            <w:shd w:val="clear" w:color="auto" w:fill="F6F8FB"/>
+            <w:tcMar>
+              <w:top w:w="80" w:type="dxa"/>
+              <w:left w:w="100" w:type="dxa"/>
+              <w:bottom w:w="80" w:type="dxa"/>
+              <w:right w:w="100" w:type="dxa"/>
+            </w:tcMar>
+          </w:tcPr>
+          <w:p>
+            <w:pPr>
+              <w:spacing w:after="0"/>
+            </w:pPr>
+            <w:r>
+              <w:rPr>
+                <w:sz w:val="17"/>
+              </w:rPr>
+              <w:t>Repeatable with diminishing returns: additional copies add +15% damage.</w:t>
+            </w:r>
+          </w:p>
+        </w:tc>
+      </w:tr>
+      <w:tr>
+        <w:trPr>
+          <w:cantSplit/>
+          <w:jc w:val="center"/>
+        </w:trPr>
+        <w:tc>
+          <w:tcPr>
+            <w:tcW w:w="2500" w:type="dxa"/>
+            <w:tcMar>
+              <w:top w:w="80" w:type="dxa"/>
+              <w:left w:w="100" w:type="dxa"/>
+              <w:bottom w:w="80" w:type="dxa"/>
+              <w:right w:w="100" w:type="dxa"/>
+            </w:tcMar>
+          </w:tcPr>
+          <w:p>
+            <w:pPr>
+              <w:spacing w:after="0"/>
+            </w:pPr>
+            <w:r>
+              <w:rPr>
+                <w:b/>
+                <w:sz w:val="18"/>
+              </w:rPr>
+              <w:t>Giant Slayer</w:t>
+            </w:r>
+          </w:p>
+        </w:tc>
+        <w:tc>
+          <w:tcPr>
+            <w:tcW w:w="5256" w:type="dxa"/>
+            <w:tcMar>
+              <w:top w:w="80" w:type="dxa"/>
+              <w:left w:w="100" w:type="dxa"/>
+              <w:bottom w:w="80" w:type="dxa"/>
+              <w:right w:w="100" w:type="dxa"/>
+            </w:tcMar>
+          </w:tcPr>
+          <w:p>
+            <w:pPr>
+              <w:spacing w:after="0"/>
+            </w:pPr>
+            <w:r>
+              <w:rPr>
+                <w:sz w:val="18"/>
+              </w:rPr>
+              <w:t>Deal 25% more damage to elite enemies and bosses. Normal enemies are unaffected.</w:t>
+            </w:r>
+          </w:p>
+        </w:tc>
+        <w:tc>
+          <w:tcPr>
+            <w:tcW w:w="2644" w:type="dxa"/>
+            <w:tcMar>
+              <w:top w:w="80" w:type="dxa"/>
+              <w:left w:w="100" w:type="dxa"/>
+              <w:bottom w:w="80" w:type="dxa"/>
+              <w:right w:w="100" w:type="dxa"/>
+            </w:tcMar>
+          </w:tcPr>
+          <w:p>
+            <w:pPr>
+              <w:spacing w:after="0"/>
+            </w:pPr>
+            <w:r>
+              <w:rPr>
+                <w:sz w:val="17"/>
+              </w:rPr>
+              <w:t>Repeatable. Additional copies add +15%.</w:t>
+            </w:r>
+          </w:p>
+        </w:tc>
+      </w:tr>
+      <w:tr>
+        <w:trPr>
+          <w:cantSplit/>
+          <w:jc w:val="center"/>
+        </w:trPr>
+        <w:tc>
+          <w:tcPr>
+            <w:tcW w:w="2500" w:type="dxa"/>
+            <w:shd w:val="clear" w:color="auto" w:fill="F6F8FB"/>
+            <w:tcMar>
+              <w:top w:w="80" w:type="dxa"/>
+              <w:left w:w="100" w:type="dxa"/>
+              <w:bottom w:w="80" w:type="dxa"/>
+              <w:right w:w="100" w:type="dxa"/>
+            </w:tcMar>
+          </w:tcPr>
+          <w:p>
+            <w:pPr>
+              <w:spacing w:after="0"/>
+            </w:pPr>
+            <w:r>
+              <w:rPr>
+                <w:b/>
+                <w:sz w:val="18"/>
+              </w:rPr>
+              <w:t>Battle Momentum</w:t>
+            </w:r>
+          </w:p>
+        </w:tc>
+        <w:tc>
+          <w:tcPr>
+            <w:tcW w:w="5256" w:type="dxa"/>
+            <w:shd w:val="clear" w:color="auto" w:fill="F6F8FB"/>
+            <w:tcMar>
+              <w:top w:w="80" w:type="dxa"/>
+              <w:left w:w="100" w:type="dxa"/>
+              <w:bottom w:w="80" w:type="dxa"/>
+              <w:right w:w="100" w:type="dxa"/>
+            </w:tcMar>
+          </w:tcPr>
+          <w:p>
+            <w:pPr>
+              <w:spacing w:after="0"/>
+            </w:pPr>
+            <w:r>
+              <w:rPr>
+                <w:sz w:val="18"/>
+              </w:rPr>
+              <w:t xml:space="preserve">Killing an enemy grants </w:t>
+            </w:r>
+            <w:r>
+              <w:rPr>
+                <w:sz w:val="18"/>
+              </w:rPr>
+              <w:t>2</w:t>
+            </w:r>
+            <w:r>
+              <w:rPr>
+                <w:sz w:val="18"/>
+              </w:rPr>
+              <w:t xml:space="preserve">% </w:t>
+            </w:r>
+            <w:r>
+              <w:rPr>
+                <w:sz w:val="18"/>
+              </w:rPr>
+              <w:t>attack damage</w:t>
+            </w:r>
+            <w:r>
+              <w:rPr>
+                <w:sz w:val="18"/>
+              </w:rPr>
+              <w:t xml:space="preserve"> and </w:t>
+            </w:r>
+            <w:r>
+              <w:rPr>
+                <w:sz w:val="18"/>
+              </w:rPr>
+              <w:t>2</w:t>
+            </w:r>
+            <w:r>
+              <w:rPr>
+                <w:sz w:val="18"/>
+              </w:rPr>
+              <w:t xml:space="preserve">% attack speed for 3 seconds. This can stack up to </w:t>
+            </w:r>
+            <w:r>
+              <w:rPr>
+                <w:sz w:val="18"/>
+              </w:rPr>
+              <w:t>15</w:t>
+            </w:r>
+            <w:r>
+              <w:rPr>
+                <w:sz w:val="18"/>
+              </w:rPr>
+              <w:t xml:space="preserve"> times, and each kill refreshes the duration of all stacks.</w:t>
+            </w:r>
+          </w:p>
+        </w:tc>
+        <w:tc>
+          <w:tcPr>
+            <w:tcW w:w="2644" w:type="dxa"/>
+            <w:shd w:val="clear" w:color="auto" w:fill="F6F8FB"/>
+            <w:tcMar>
+              <w:top w:w="80" w:type="dxa"/>
+              <w:left w:w="100" w:type="dxa"/>
+              <w:bottom w:w="80" w:type="dxa"/>
+              <w:right w:w="100" w:type="dxa"/>
+            </w:tcMar>
+          </w:tcPr>
+          <w:p>
+            <w:pPr>
+              <w:spacing w:after="0"/>
+            </w:pPr>
+            <w:r>
+              <w:rPr>
+                <w:sz w:val="17"/>
+              </w:rPr>
+              <w:t>Repeatable. Additional copies add 1%.</w:t>
+            </w:r>
+          </w:p>
+        </w:tc>
+      </w:tr>
+      <w:tr>
+        <w:trPr>
+          <w:cantSplit/>
+          <w:jc w:val="center"/>
+        </w:trPr>
+        <w:tc>
+          <w:tcPr>
+            <w:tcW w:w="2500" w:type="dxa"/>
+            <w:tcMar>
+              <w:top w:w="80" w:type="dxa"/>
+              <w:left w:w="100" w:type="dxa"/>
+              <w:bottom w:w="80" w:type="dxa"/>
+              <w:right w:w="100" w:type="dxa"/>
+            </w:tcMar>
+          </w:tcPr>
+          <w:p>
+            <w:pPr>
+              <w:spacing w:after="0"/>
+            </w:pPr>
+            <w:r>
+              <w:rPr>
+                <w:b/>
+                <w:sz w:val="18"/>
+              </w:rPr>
+              <w:lastRenderedPageBreak/>
+              <w:t>Vampiric Edge</w:t>
+            </w:r>
+          </w:p>
+        </w:tc>
+        <w:tc>
+          <w:tcPr>
+            <w:tcW w:w="5256" w:type="dxa"/>
+            <w:tcMar>
+              <w:top w:w="80" w:type="dxa"/>
+              <w:left w:w="100" w:type="dxa"/>
+              <w:bottom w:w="80" w:type="dxa"/>
+              <w:right w:w="100" w:type="dxa"/>
+            </w:tcMar>
+          </w:tcPr>
+          <w:p>
+            <w:pPr>
+              <w:spacing w:after="0"/>
+            </w:pPr>
+            <w:r>
+              <w:rPr>
+                <w:sz w:val="18"/>
+              </w:rPr>
+              <w:t xml:space="preserve">Heal for 1% of direct damage dealt. </w:t>
+            </w:r>
+          </w:p>
+        </w:tc>
+        <w:tc>
+          <w:tcPr>
+            <w:tcW w:w="2644" w:type="dxa"/>
+            <w:tcMar>
+              <w:top w:w="80" w:type="dxa"/>
+              <w:left w:w="100" w:type="dxa"/>
+              <w:bottom w:w="80" w:type="dxa"/>
+              <w:right w:w="100" w:type="dxa"/>
+            </w:tcMar>
+          </w:tcPr>
+          <w:p>
+            <w:pPr>
+              <w:spacing w:after="0"/>
+            </w:pPr>
+            <w:r>
+              <w:rPr>
+                <w:sz w:val="17"/>
+              </w:rPr>
+              <w:t>Repeatable. Each copy adds +0.5% healing</w:t>
+            </w:r>
+            <w:r>
+              <w:rPr>
+                <w:sz w:val="17"/>
+              </w:rPr>
+              <w:t>.</w:t>
+            </w:r>
+          </w:p>
+        </w:tc>
+      </w:tr>
+      <w:tr>
+        <w:trPr>
+          <w:cantSplit/>
+          <w:jc w:val="center"/>
+        </w:trPr>
+        <w:tc>
+          <w:tcPr>
+            <w:tcW w:w="2500" w:type="dxa"/>
+            <w:shd w:val="clear" w:color="auto" w:fill="F6F8FB"/>
+            <w:tcMar>
+              <w:top w:w="80" w:type="dxa"/>
+              <w:left w:w="100" w:type="dxa"/>
+              <w:bottom w:w="80" w:type="dxa"/>
+              <w:right w:w="100" w:type="dxa"/>
+            </w:tcMar>
+          </w:tcPr>
+          <w:p>
+            <w:pPr>
+              <w:spacing w:after="0"/>
+            </w:pPr>
+            <w:r>
+              <w:rPr>
+                <w:b/>
+                <w:sz w:val="18"/>
+              </w:rPr>
+              <w:t>Shockwave</w:t>
+            </w:r>
+          </w:p>
+        </w:tc>
+        <w:tc>
+          <w:tcPr>
+            <w:tcW w:w="5256" w:type="dxa"/>
+            <w:shd w:val="clear" w:color="auto" w:fill="F6F8FB"/>
+            <w:tcMar>
+              <w:top w:w="80" w:type="dxa"/>
+              <w:left w:w="100" w:type="dxa"/>
+              <w:bottom w:w="80" w:type="dxa"/>
+              <w:right w:w="100" w:type="dxa"/>
+            </w:tcMar>
+          </w:tcPr>
+          <w:p>
+            <w:pPr>
+              <w:spacing w:after="0"/>
+            </w:pPr>
+            <w:r>
+              <w:rPr>
+                <w:sz w:val="18"/>
+              </w:rPr>
+              <w:t xml:space="preserve">Every </w:t>
+            </w:r>
+            <w:r>
+              <w:rPr>
+                <w:sz w:val="18"/>
+              </w:rPr>
+              <w:t>10 seconds,</w:t>
+            </w:r>
+            <w:r>
+              <w:rPr>
+                <w:sz w:val="18"/>
+              </w:rPr>
+              <w:t xml:space="preserve"> release</w:t>
+            </w:r>
+            <w:r>
+              <w:rPr>
+                <w:sz w:val="18"/>
+              </w:rPr>
+              <w:t xml:space="preserve"> </w:t>
+            </w:r>
+            <w:r>
+              <w:rPr>
+                <w:sz w:val="18"/>
+              </w:rPr>
+              <w:t xml:space="preserve">a circular shockwave around the player that deals </w:t>
+            </w:r>
+            <w:r>
+              <w:rPr>
+                <w:sz w:val="18"/>
+              </w:rPr>
+              <w:t>30</w:t>
+            </w:r>
+            <w:r>
+              <w:rPr>
+                <w:sz w:val="18"/>
+              </w:rPr>
+              <w:t>% of basic attack damage and knocks normal enemies back</w:t>
+            </w:r>
+            <w:r>
+              <w:rPr>
+                <w:sz w:val="18"/>
+              </w:rPr>
+              <w:t xml:space="preserve"> by 1 unit in a range of 10 units</w:t>
+            </w:r>
+            <w:r>
+              <w:rPr>
+                <w:sz w:val="18"/>
+              </w:rPr>
+              <w:t>.</w:t>
+            </w:r>
+          </w:p>
+        </w:tc>
+        <w:tc>
+          <w:tcPr>
+            <w:tcW w:w="2644" w:type="dxa"/>
+            <w:shd w:val="clear" w:color="auto" w:fill="F6F8FB"/>
+            <w:tcMar>
+              <w:top w:w="80" w:type="dxa"/>
+              <w:left w:w="100" w:type="dxa"/>
+              <w:bottom w:w="80" w:type="dxa"/>
+              <w:right w:w="100" w:type="dxa"/>
+            </w:tcMar>
+          </w:tcPr>
+          <w:p>
+            <w:pPr>
+              <w:spacing w:after="0"/>
+            </w:pPr>
+            <w:r>
+              <w:rPr>
+                <w:sz w:val="17"/>
+              </w:rPr>
+              <w:t xml:space="preserve">Repeatable. Additional copies lower the </w:t>
+            </w:r>
+            <w:proofErr w:type="gramStart"/>
+            <w:r>
+              <w:rPr>
+                <w:sz w:val="17"/>
+              </w:rPr>
+              <w:t>amount</w:t>
+            </w:r>
+            <w:proofErr w:type="gramEnd"/>
+            <w:r>
+              <w:rPr>
+                <w:sz w:val="17"/>
+              </w:rPr>
+              <w:t xml:space="preserve"> of seconds by 1 and increase dmg by 10%. Can only be obtained 6 times (so the minimal time is 5 seconds) </w:t>
+            </w:r>
+          </w:p>
+        </w:tc>
+      </w:tr>
+      <w:tr>
+        <w:trPr>
+          <w:cantSplit/>
+          <w:jc w:val="center"/>
+        </w:trPr>
+        <w:tc>
+          <w:tcPr>
+            <w:tcW w:w="2500" w:type="dxa"/>
+            <w:tcMar>
+              <w:top w:w="80" w:type="dxa"/>
+              <w:left w:w="100" w:type="dxa"/>
+              <w:bottom w:w="80" w:type="dxa"/>
+              <w:right w:w="100" w:type="dxa"/>
+            </w:tcMar>
+          </w:tcPr>
+          <w:p>
+            <w:pPr>
+              <w:spacing w:after="0"/>
+            </w:pPr>
+            <w:r>
+              <w:rPr>
+                <w:b/>
+                <w:sz w:val="18"/>
+              </w:rPr>
+              <w:t>Berserker</w:t>
+            </w:r>
+          </w:p>
+        </w:tc>
+        <w:tc>
+          <w:tcPr>
+            <w:tcW w:w="5256" w:type="dxa"/>
+            <w:tcMar>
+              <w:top w:w="80" w:type="dxa"/>
+              <w:left w:w="100" w:type="dxa"/>
+              <w:bottom w:w="80" w:type="dxa"/>
+              <w:right w:w="100" w:type="dxa"/>
+            </w:tcMar>
+          </w:tcPr>
+          <w:p>
+            <w:pPr>
+              <w:spacing w:after="0"/>
+            </w:pPr>
+            <w:r>
+              <w:rPr>
+                <w:sz w:val="18"/>
+              </w:rPr>
+              <w:t>Gain 1% increased damage for every 2% of maximum health currently missing, up to +35% damage. At full health, this upgrade grants no damage bonus.</w:t>
+            </w:r>
+          </w:p>
+        </w:tc>
+        <w:tc>
+          <w:tcPr>
+            <w:tcW w:w="2644" w:type="dxa"/>
             <w:tcMar>
               <w:top w:w="80" w:type="dxa"/>
               <w:left w:w="100" w:type="dxa"/>
@@ -3452,7 +4561,6 @@
                 <w:b/>
                 <w:sz w:val="18"/>
               </w:rPr>
-              <w:lastRenderedPageBreak/>
               <w:t>Lingering Poison</w:t>
             </w:r>
           </w:p>
@@ -3662,37 +4770,7 @@
               <w:rPr>
                 <w:sz w:val="18"/>
               </w:rPr>
-              <w:t xml:space="preserve"> by 7.5% flat. </w:t>
-            </w:r>
-            <w:r>
-              <w:rPr>
-                <w:sz w:val="18"/>
-              </w:rPr>
-              <w:t xml:space="preserve">For instance, the first upgrade would be from </w:t>
-            </w:r>
-            <w:r>
-              <w:rPr>
-                <w:sz w:val="18"/>
-              </w:rPr>
-              <w:t>20</w:t>
-            </w:r>
-            <w:r>
-              <w:rPr>
-                <w:sz w:val="18"/>
-              </w:rPr>
-              <w:t xml:space="preserve">% to </w:t>
-            </w:r>
-            <w:r>
-              <w:rPr>
-                <w:sz w:val="18"/>
-              </w:rPr>
-              <w:t>27.5</w:t>
-            </w:r>
-            <w:r>
-              <w:rPr>
-                <w:sz w:val="18"/>
-              </w:rPr>
-              <w:t>%.</w:t>
+              <w:t xml:space="preserve"> by 7.5% flat. For instance, the first upgrade would be from 20% to 27.5%.</w:t>
             </w:r>
           </w:p>
         </w:tc>
@@ -3779,25 +4857,7 @@
               <w:rPr>
                 <w:sz w:val="18"/>
               </w:rPr>
-              <w:t xml:space="preserve">For instance, the first upgrade would be from </w:t>
-            </w:r>
-            <w:r>
-              <w:rPr>
-                <w:sz w:val="18"/>
-              </w:rPr>
-              <w:t xml:space="preserve">2.5 </w:t>
-            </w:r>
-            <w:r>
-              <w:rPr>
-                <w:sz w:val="18"/>
-              </w:rPr>
-              <w:t xml:space="preserve">to </w:t>
-            </w:r>
-            <w:r>
-              <w:rPr>
-                <w:sz w:val="18"/>
-              </w:rPr>
-              <w:t>4.5 seconds.</w:t>
+              <w:t>For instance, the first upgrade would be from 2.5 to 4.5 seconds.</w:t>
             </w:r>
           </w:p>
         </w:tc>
@@ -3943,6 +5003,7 @@
         <w:rPr>
           <w:color w:val="7E22CE"/>
         </w:rPr>
+        <w:lastRenderedPageBreak/>
         <w:t>6. Epic upgrades</w:t>
       </w:r>
     </w:p>
@@ -4074,7 +5135,7 @@
                 <w:b/>
                 <w:sz w:val="18"/>
               </w:rPr>
-              <w:t>Lightning Rod</w:t>
+              <w:t>Masterwork Weapon</w:t>
             </w:r>
           </w:p>
         </w:tc>
@@ -4096,7 +5157,7 @@
               <w:rPr>
                 <w:sz w:val="18"/>
               </w:rPr>
-              <w:t>Every 4 seconds, lightning strikes the nearest enemy within 10 units for 170% of basic attack damage. It then chains to 2 additional enemies, with each chained hit dealing 70% of the previous hit.</w:t>
+              <w:t>Increase all direct attack damage by 70%. Damage-over-time effects that scale from the triggering hit also benefit from the larger source hit.</w:t>
             </w:r>
           </w:p>
         </w:tc>
@@ -4118,31 +5179,7 @@
               <w:rPr>
                 <w:sz w:val="17"/>
               </w:rPr>
-              <w:t>Only one strike timer is active. Additional copies add 1 chain</w:t>
-            </w:r>
-            <w:r>
-              <w:rPr>
-                <w:sz w:val="17"/>
-              </w:rPr>
-              <w:t>,</w:t>
-            </w:r>
-            <w:r>
-              <w:rPr>
-                <w:sz w:val="17"/>
-              </w:rPr>
-              <w:t xml:space="preserve"> +20% initial damage</w:t>
-            </w:r>
-            <w:r>
-              <w:rPr>
-                <w:sz w:val="17"/>
-              </w:rPr>
-              <w:t xml:space="preserve"> and 10% to the chained enemies</w:t>
-            </w:r>
-            <w:r>
-              <w:rPr>
-                <w:sz w:val="17"/>
-              </w:rPr>
-              <w:t>.</w:t>
+              <w:t>Non-repeatable. Does not require a lower-tier weapon upgrade and stacks additively with other direct-damage bonuses.</w:t>
             </w:r>
           </w:p>
         </w:tc>
@@ -4172,7 +5209,7 @@
                 <w:b/>
                 <w:sz w:val="18"/>
               </w:rPr>
-              <w:t>Explosive Hits</w:t>
+              <w:t>Relentless Assault</w:t>
             </w:r>
           </w:p>
         </w:tc>
@@ -4195,7 +5232,7 @@
               <w:rPr>
                 <w:sz w:val="18"/>
               </w:rPr>
-              <w:t>Direct hits have a 15% chance to create an explosion that deals 80% of basic attack damage to enemies within 1.8 units.</w:t>
+              <w:t>Reduce the time between basic attacks by 40%. For example, a 1.00-second attack interval becomes 0.60 seconds.</w:t>
             </w:r>
           </w:p>
         </w:tc>
@@ -4218,7 +5255,7 @@
               <w:rPr>
                 <w:sz w:val="17"/>
               </w:rPr>
-              <w:t>Internal cooldown: 0.25 seconds. Repeatable: +5 percentage points and +0.2 radius.</w:t>
+              <w:t>Non-repeatable. Stacks multiplicatively with other attack-interval reductions. Recommended minimum interval: 0.15 seconds.</w:t>
             </w:r>
           </w:p>
         </w:tc>
@@ -4247,7 +5284,7 @@
                 <w:b/>
                 <w:sz w:val="18"/>
               </w:rPr>
-              <w:t>Critical Force</w:t>
+              <w:t>Windrunner</w:t>
             </w:r>
           </w:p>
         </w:tc>
@@ -4269,45 +5306,7 @@
               <w:rPr>
                 <w:sz w:val="18"/>
               </w:rPr>
-              <w:t>Increase critical-hit damage by 5</w:t>
-            </w:r>
-            <w:r>
-              <w:rPr>
-                <w:sz w:val="18"/>
-              </w:rPr>
-              <w:t>0% flat</w:t>
-            </w:r>
-            <w:r>
-              <w:rPr>
-                <w:sz w:val="18"/>
-              </w:rPr>
-              <w:t xml:space="preserve">. If critical hits normally deal 150% damage, they now </w:t>
-            </w:r>
-            <w:proofErr w:type="gramStart"/>
-            <w:r>
-              <w:rPr>
-                <w:sz w:val="18"/>
-              </w:rPr>
-              <w:t>deal</w:t>
-            </w:r>
-            <w:proofErr w:type="gramEnd"/>
-            <w:r>
-              <w:rPr>
-                <w:sz w:val="18"/>
-              </w:rPr>
-              <w:t xml:space="preserve"> 2</w:t>
-            </w:r>
-            <w:r>
-              <w:rPr>
-                <w:sz w:val="18"/>
-              </w:rPr>
-              <w:t>00</w:t>
-            </w:r>
-            <w:r>
-              <w:rPr>
-                <w:sz w:val="18"/>
-              </w:rPr>
-              <w:t>%.</w:t>
+              <w:t>Increase movement speed by 35%. This affects normal movement but not dash distance or dash speed.</w:t>
             </w:r>
           </w:p>
         </w:tc>
@@ -4329,7 +5328,7 @@
               <w:rPr>
                 <w:sz w:val="17"/>
               </w:rPr>
-              <w:t xml:space="preserve">Repeatable. </w:t>
+              <w:t>Non-repeatable. Stacks additively with other movement-speed upgrades.</w:t>
             </w:r>
           </w:p>
         </w:tc>
@@ -4359,7 +5358,7 @@
                 <w:b/>
                 <w:sz w:val="18"/>
               </w:rPr>
-              <w:t>Reinforced Armor</w:t>
+              <w:t>Titan's Vitality</w:t>
             </w:r>
           </w:p>
         </w:tc>
@@ -4382,7 +5381,7 @@
               <w:rPr>
                 <w:sz w:val="18"/>
               </w:rPr>
-              <w:t>Reduce all incoming damage by 12% before flat armor is applied. For example, a 100-damage hit becomes 88 damage before flat reduction.</w:t>
+              <w:t>Increase maximum health by 60% and immediately restore health to the new maximum.</w:t>
             </w:r>
           </w:p>
         </w:tc>
@@ -4405,13 +5404,7 @@
               <w:rPr>
                 <w:sz w:val="17"/>
               </w:rPr>
-              <w:t>Repeatable</w:t>
-            </w:r>
-            <w:r>
-              <w:rPr>
-                <w:sz w:val="17"/>
-              </w:rPr>
-              <w:t xml:space="preserve"> for 5 copies (multiplicative). </w:t>
+              <w:t>Non-repeatable. The heal occurs after maximum health is increased and stacks additively with other maximum-health upgrades.</w:t>
             </w:r>
           </w:p>
         </w:tc>
@@ -4440,7 +5433,7 @@
                 <w:b/>
                 <w:sz w:val="18"/>
               </w:rPr>
-              <w:t>Rapid Mines</w:t>
+              <w:t>Hypervelocity</w:t>
             </w:r>
           </w:p>
         </w:tc>
@@ -4462,7 +5455,7 @@
               <w:rPr>
                 <w:sz w:val="18"/>
               </w:rPr>
-              <w:t>Mine Layer drops mines 35% faster, mine damage increases by 40%, and explosion radius increases by 20%.</w:t>
+              <w:t>Increase projectile travel speed by 90%. Projectiles cross most of the visible combat area before enemies can significantly change direction.</w:t>
             </w:r>
           </w:p>
         </w:tc>
@@ -4484,7 +5477,7 @@
               <w:rPr>
                 <w:sz w:val="17"/>
               </w:rPr>
-              <w:t>Requires Mine Layer. Additional copies add +20% mine damage and +10% radius.</w:t>
+              <w:t>Non-repeatable. No effect on melee-only attacks. Knight cannot receive this upgrade.</w:t>
             </w:r>
           </w:p>
         </w:tc>
@@ -4514,7 +5507,7 @@
                 <w:b/>
                 <w:sz w:val="18"/>
               </w:rPr>
-              <w:t>Multishot</w:t>
+              <w:t>Phasing Shots</w:t>
             </w:r>
           </w:p>
         </w:tc>
@@ -4537,19 +5530,7 @@
               <w:rPr>
                 <w:sz w:val="18"/>
               </w:rPr>
-              <w:t xml:space="preserve">Fire 2 additional projectiles in a spread. Each projectile deals </w:t>
-            </w:r>
-            <w:r>
-              <w:rPr>
-                <w:sz w:val="18"/>
-              </w:rPr>
-              <w:t>50</w:t>
-            </w:r>
-            <w:r>
-              <w:rPr>
-                <w:sz w:val="18"/>
-              </w:rPr>
-              <w:t>% of normal damage, allowing more area coverage without tripling single-target damage.</w:t>
+              <w:t>Projectiles pass through 4 additional enemies, with every pierced enemy taking 100% of the projectile's normal damage.</w:t>
             </w:r>
           </w:p>
         </w:tc>
@@ -4572,27 +5553,7 @@
               <w:rPr>
                 <w:sz w:val="17"/>
               </w:rPr>
-              <w:t>Projectiles can hit the same boss only once per attack unless explicitly allowed.</w:t>
-            </w:r>
-            <w:r>
-              <w:rPr>
-                <w:sz w:val="17"/>
-              </w:rPr>
-              <w:t xml:space="preserve"> </w:t>
-            </w:r>
-            <w:proofErr w:type="gramStart"/>
-            <w:r>
-              <w:rPr>
-                <w:sz w:val="17"/>
-              </w:rPr>
-              <w:t>Repeatable for</w:t>
-            </w:r>
-            <w:proofErr w:type="gramEnd"/>
-            <w:r>
-              <w:rPr>
-                <w:sz w:val="17"/>
-              </w:rPr>
-              <w:t xml:space="preserve"> 3 times. Additional copies add 1 projectile and increase the dmg by 10%</w:t>
+              <w:t>Non-repeatable. Archer only. Does not allow repeated hits on the same enemy and stacks with other pierce upgrades.</w:t>
             </w:r>
           </w:p>
         </w:tc>
@@ -4621,7 +5582,7 @@
                 <w:b/>
                 <w:sz w:val="18"/>
               </w:rPr>
-              <w:t>Glass Cannon</w:t>
+              <w:t>Regenerative Core</w:t>
             </w:r>
           </w:p>
         </w:tc>
@@ -4643,7 +5604,7 @@
               <w:rPr>
                 <w:sz w:val="18"/>
               </w:rPr>
-              <w:t>Increase all damage by 40%, but increase damage taken by 20%. This is a high-risk option for players who can avoid being hit.</w:t>
+              <w:t>Restore 2.5% of maximum health per second while alive. Regeneration pauses for 1 second after taking damage, then resumes automatically.</w:t>
             </w:r>
           </w:p>
         </w:tc>
@@ -4665,51 +5626,7 @@
               <w:rPr>
                 <w:sz w:val="17"/>
               </w:rPr>
-              <w:t>R</w:t>
-            </w:r>
-            <w:r>
-              <w:rPr>
-                <w:sz w:val="17"/>
-              </w:rPr>
-              <w:t>epeatable</w:t>
-            </w:r>
-            <w:r>
-              <w:rPr>
-                <w:sz w:val="17"/>
-              </w:rPr>
-              <w:t xml:space="preserve"> for </w:t>
-            </w:r>
-            <w:r>
-              <w:rPr>
-                <w:sz w:val="17"/>
-              </w:rPr>
-              <w:t>5</w:t>
-            </w:r>
-            <w:r>
-              <w:rPr>
-                <w:sz w:val="17"/>
-              </w:rPr>
-              <w:t xml:space="preserve"> times and it stacks multiplicative.</w:t>
-            </w:r>
-            <w:r>
-              <w:rPr>
-                <w:sz w:val="17"/>
-              </w:rPr>
-              <w:t xml:space="preserve"> The </w:t>
-            </w:r>
-            <w:proofErr w:type="gramStart"/>
-            <w:r>
-              <w:rPr>
-                <w:sz w:val="17"/>
-              </w:rPr>
-              <w:t>incoming-damage</w:t>
-            </w:r>
-            <w:proofErr w:type="gramEnd"/>
-            <w:r>
-              <w:rPr>
-                <w:sz w:val="17"/>
-              </w:rPr>
-              <w:t xml:space="preserve"> penalty is applied after armor calculations.</w:t>
+              <w:t>Non-repeatable. Regeneration rates add together; when several regeneration upgrades are owned, use the shortest unlocked pause.</w:t>
             </w:r>
           </w:p>
         </w:tc>
@@ -4739,7 +5656,7 @@
                 <w:b/>
                 <w:sz w:val="18"/>
               </w:rPr>
-              <w:t>Guardian Angel</w:t>
+              <w:t>Gravity Well</w:t>
             </w:r>
           </w:p>
         </w:tc>
@@ -4762,7 +5679,7 @@
               <w:rPr>
                 <w:sz w:val="18"/>
               </w:rPr>
-              <w:t>Once every 60 seconds, lethal damage leaves the player at 1 health instead. The player becomes invulnerable for 2 seconds and restores 25% of maximum health.</w:t>
+              <w:t>Multiply the XP pickup radius by 2.5 and increase the movement speed of attracted XP gems by 50%.</w:t>
             </w:r>
           </w:p>
         </w:tc>
@@ -4770,6 +5687,1100 @@
           <w:tcPr>
             <w:tcW w:w="2644" w:type="dxa"/>
             <w:shd w:val="clear" w:color="auto" w:fill="F6F8FB"/>
+            <w:tcMar>
+              <w:top w:w="80" w:type="dxa"/>
+              <w:left w:w="100" w:type="dxa"/>
+              <w:bottom w:w="80" w:type="dxa"/>
+              <w:right w:w="100" w:type="dxa"/>
+            </w:tcMar>
+          </w:tcPr>
+          <w:p>
+            <w:pPr>
+              <w:spacing w:after="0"/>
+            </w:pPr>
+            <w:r>
+              <w:rPr>
+                <w:sz w:val="17"/>
+              </w:rPr>
+              <w:t>Non-repeatable. Radius stacks multiplicatively with Magnet upgrades. Recommended maximum total pickup radius: 10 times the base radius.</w:t>
+            </w:r>
+          </w:p>
+        </w:tc>
+      </w:tr>
+      <w:tr>
+        <w:trPr>
+          <w:cantSplit/>
+          <w:jc w:val="center"/>
+        </w:trPr>
+        <w:tc>
+          <w:tcPr>
+            <w:tcW w:w="2500" w:type="dxa"/>
+            <w:tcMar>
+              <w:top w:w="80" w:type="dxa"/>
+              <w:left w:w="100" w:type="dxa"/>
+              <w:bottom w:w="80" w:type="dxa"/>
+              <w:right w:w="100" w:type="dxa"/>
+            </w:tcMar>
+          </w:tcPr>
+          <w:p>
+            <w:pPr>
+              <w:spacing w:after="0"/>
+            </w:pPr>
+            <w:r>
+              <w:rPr>
+                <w:b/>
+                <w:sz w:val="18"/>
+              </w:rPr>
+              <w:t>Fortress Plate</w:t>
+            </w:r>
+          </w:p>
+        </w:tc>
+        <w:tc>
+          <w:tcPr>
+            <w:tcW w:w="5256" w:type="dxa"/>
+            <w:tcMar>
+              <w:top w:w="80" w:type="dxa"/>
+              <w:left w:w="100" w:type="dxa"/>
+              <w:bottom w:w="80" w:type="dxa"/>
+              <w:right w:w="100" w:type="dxa"/>
+            </w:tcMar>
+          </w:tcPr>
+          <w:p>
+            <w:pPr>
+              <w:spacing w:after="0"/>
+            </w:pPr>
+            <w:r>
+              <w:rPr>
+                <w:sz w:val="18"/>
+              </w:rPr>
+              <w:t>Gain 10 flat armor. Flat armor is subtracted from every incoming hit after percentage-based reductions are applied.</w:t>
+            </w:r>
+          </w:p>
+        </w:tc>
+        <w:tc>
+          <w:tcPr>
+            <w:tcW w:w="2644" w:type="dxa"/>
+            <w:tcMar>
+              <w:top w:w="80" w:type="dxa"/>
+              <w:left w:w="100" w:type="dxa"/>
+              <w:bottom w:w="80" w:type="dxa"/>
+              <w:right w:w="100" w:type="dxa"/>
+            </w:tcMar>
+          </w:tcPr>
+          <w:p>
+            <w:pPr>
+              <w:spacing w:after="0"/>
+            </w:pPr>
+            <w:r>
+              <w:rPr>
+                <w:sz w:val="17"/>
+              </w:rPr>
+              <w:t>Non-repeatable. Stacks additively with other flat-armor upgrades. Every enemy hit should still deal at least 1 damage.</w:t>
+            </w:r>
+          </w:p>
+        </w:tc>
+      </w:tr>
+      <w:tr>
+        <w:trPr>
+          <w:cantSplit/>
+          <w:jc w:val="center"/>
+        </w:trPr>
+        <w:tc>
+          <w:tcPr>
+            <w:tcW w:w="2500" w:type="dxa"/>
+            <w:shd w:val="clear" w:color="auto" w:fill="F6F8FB"/>
+            <w:tcMar>
+              <w:top w:w="80" w:type="dxa"/>
+              <w:left w:w="100" w:type="dxa"/>
+              <w:bottom w:w="80" w:type="dxa"/>
+              <w:right w:w="100" w:type="dxa"/>
+            </w:tcMar>
+          </w:tcPr>
+          <w:p>
+            <w:pPr>
+              <w:spacing w:after="0"/>
+            </w:pPr>
+            <w:r>
+              <w:rPr>
+                <w:b/>
+                <w:sz w:val="18"/>
+              </w:rPr>
+              <w:t>Master of Battle</w:t>
+            </w:r>
+          </w:p>
+        </w:tc>
+        <w:tc>
+          <w:tcPr>
+            <w:tcW w:w="5256" w:type="dxa"/>
+            <w:shd w:val="clear" w:color="auto" w:fill="F6F8FB"/>
+            <w:tcMar>
+              <w:top w:w="80" w:type="dxa"/>
+              <w:left w:w="100" w:type="dxa"/>
+              <w:bottom w:w="80" w:type="dxa"/>
+              <w:right w:w="100" w:type="dxa"/>
+            </w:tcMar>
+          </w:tcPr>
+          <w:p>
+            <w:pPr>
+              <w:spacing w:after="0"/>
+            </w:pPr>
+            <w:r>
+              <w:rPr>
+                <w:sz w:val="18"/>
+              </w:rPr>
+              <w:t>Gain 60% more XP from enemies and XP pickups. This can create several additional level-ups over a long run.</w:t>
+            </w:r>
+          </w:p>
+        </w:tc>
+        <w:tc>
+          <w:tcPr>
+            <w:tcW w:w="2644" w:type="dxa"/>
+            <w:shd w:val="clear" w:color="auto" w:fill="F6F8FB"/>
+            <w:tcMar>
+              <w:top w:w="80" w:type="dxa"/>
+              <w:left w:w="100" w:type="dxa"/>
+              <w:bottom w:w="80" w:type="dxa"/>
+              <w:right w:w="100" w:type="dxa"/>
+            </w:tcMar>
+          </w:tcPr>
+          <w:p>
+            <w:pPr>
+              <w:spacing w:after="0"/>
+            </w:pPr>
+            <w:r>
+              <w:rPr>
+                <w:sz w:val="17"/>
+              </w:rPr>
+              <w:t>Non-repeatable. Stacks additively with lower-tier XP-gain upgrades.</w:t>
+            </w:r>
+          </w:p>
+        </w:tc>
+      </w:tr>
+      <w:tr>
+        <w:trPr>
+          <w:cantSplit/>
+          <w:jc w:val="center"/>
+        </w:trPr>
+        <w:tc>
+          <w:tcPr>
+            <w:tcW w:w="2500" w:type="dxa"/>
+            <w:tcMar>
+              <w:top w:w="80" w:type="dxa"/>
+              <w:left w:w="100" w:type="dxa"/>
+              <w:bottom w:w="80" w:type="dxa"/>
+              <w:right w:w="100" w:type="dxa"/>
+            </w:tcMar>
+          </w:tcPr>
+          <w:p>
+            <w:pPr>
+              <w:spacing w:after="0"/>
+            </w:pPr>
+            <w:r>
+              <w:rPr>
+                <w:b/>
+                <w:sz w:val="18"/>
+              </w:rPr>
+              <w:t>Medical Cache</w:t>
+            </w:r>
+          </w:p>
+        </w:tc>
+        <w:tc>
+          <w:tcPr>
+            <w:tcW w:w="5256" w:type="dxa"/>
+            <w:tcMar>
+              <w:top w:w="80" w:type="dxa"/>
+              <w:left w:w="100" w:type="dxa"/>
+              <w:bottom w:w="80" w:type="dxa"/>
+              <w:right w:w="100" w:type="dxa"/>
+            </w:tcMar>
+          </w:tcPr>
+          <w:p>
+            <w:pPr>
+              <w:spacing w:after="0"/>
+            </w:pPr>
+            <w:r>
+              <w:rPr>
+                <w:sz w:val="18"/>
+              </w:rPr>
+              <w:t>Enemies have an 18% chance to drop a healing pickup that restores 30% of maximum health. Elite enemies always drop one, and bosses drop 2.</w:t>
+            </w:r>
+          </w:p>
+        </w:tc>
+        <w:tc>
+          <w:tcPr>
+            <w:tcW w:w="2644" w:type="dxa"/>
+            <w:tcMar>
+              <w:top w:w="80" w:type="dxa"/>
+              <w:left w:w="100" w:type="dxa"/>
+              <w:bottom w:w="80" w:type="dxa"/>
+              <w:right w:w="100" w:type="dxa"/>
+            </w:tcMar>
+          </w:tcPr>
+          <w:p>
+            <w:pPr>
+              <w:spacing w:after="0"/>
+            </w:pPr>
+            <w:r>
+              <w:rPr>
+                <w:sz w:val="17"/>
+              </w:rPr>
+              <w:t>Non-repeatable. This unlocks healing drops if needed. It replaces the base values of lower supply tiers; Common Field Rations copies still add their normal bonuses.</w:t>
+            </w:r>
+          </w:p>
+        </w:tc>
+      </w:tr>
+      <w:tr>
+        <w:trPr>
+          <w:cantSplit/>
+          <w:jc w:val="center"/>
+        </w:trPr>
+        <w:tc>
+          <w:tcPr>
+            <w:tcW w:w="2500" w:type="dxa"/>
+            <w:shd w:val="clear" w:color="auto" w:fill="F6F8FB"/>
+            <w:tcMar>
+              <w:top w:w="80" w:type="dxa"/>
+              <w:left w:w="100" w:type="dxa"/>
+              <w:bottom w:w="80" w:type="dxa"/>
+              <w:right w:w="100" w:type="dxa"/>
+            </w:tcMar>
+          </w:tcPr>
+          <w:p>
+            <w:pPr>
+              <w:spacing w:after="0"/>
+            </w:pPr>
+            <w:r>
+              <w:rPr>
+                <w:b/>
+                <w:sz w:val="18"/>
+              </w:rPr>
+              <w:lastRenderedPageBreak/>
+              <w:t>Fate's Favor</w:t>
+            </w:r>
+          </w:p>
+        </w:tc>
+        <w:tc>
+          <w:tcPr>
+            <w:tcW w:w="5256" w:type="dxa"/>
+            <w:shd w:val="clear" w:color="auto" w:fill="F6F8FB"/>
+            <w:tcMar>
+              <w:top w:w="80" w:type="dxa"/>
+              <w:left w:w="100" w:type="dxa"/>
+              <w:bottom w:w="80" w:type="dxa"/>
+              <w:right w:w="100" w:type="dxa"/>
+            </w:tcMar>
+          </w:tcPr>
+          <w:p>
+            <w:pPr>
+              <w:spacing w:after="0"/>
+            </w:pPr>
+            <w:r>
+              <w:rPr>
+                <w:sz w:val="18"/>
+              </w:rPr>
+              <w:t>Increase total Luck by 75%. Luck multiplies the rarity weights of Uncommon, Epic, and Legendary options before normalization. When this is the only Luck bonus, the recommended 55/28/13/4 base distribution becomes approximately 41.1% Common, 36.6% Uncommon, 17.0% Epic, and 5.2% Legendary.</w:t>
+            </w:r>
+          </w:p>
+        </w:tc>
+        <w:tc>
+          <w:tcPr>
+            <w:tcW w:w="2644" w:type="dxa"/>
+            <w:shd w:val="clear" w:color="auto" w:fill="F6F8FB"/>
+            <w:tcMar>
+              <w:top w:w="80" w:type="dxa"/>
+              <w:left w:w="100" w:type="dxa"/>
+              <w:bottom w:w="80" w:type="dxa"/>
+              <w:right w:w="100" w:type="dxa"/>
+            </w:tcMar>
+          </w:tcPr>
+          <w:p>
+            <w:pPr>
+              <w:spacing w:after="0"/>
+            </w:pPr>
+            <w:r>
+              <w:rPr>
+                <w:sz w:val="17"/>
+              </w:rPr>
+              <w:t>Non-repeatable. Does not require a lower-tier Luck upgrade and stacks additively with all other Luck bonuses. Total Luck is capped at +300%.</w:t>
+            </w:r>
+          </w:p>
+        </w:tc>
+      </w:tr>
+      <w:tr>
+        <w:trPr>
+          <w:cantSplit/>
+          <w:jc w:val="center"/>
+        </w:trPr>
+        <w:tc>
+          <w:tcPr>
+            <w:tcW w:w="2500" w:type="dxa"/>
+            <w:tcMar>
+              <w:top w:w="80" w:type="dxa"/>
+              <w:left w:w="100" w:type="dxa"/>
+              <w:bottom w:w="80" w:type="dxa"/>
+              <w:right w:w="100" w:type="dxa"/>
+            </w:tcMar>
+          </w:tcPr>
+          <w:p>
+            <w:pPr>
+              <w:spacing w:after="0"/>
+            </w:pPr>
+            <w:r>
+              <w:rPr>
+                <w:b/>
+                <w:sz w:val="18"/>
+              </w:rPr>
+              <w:t>Expanded Selection III</w:t>
+            </w:r>
+          </w:p>
+        </w:tc>
+        <w:tc>
+          <w:tcPr>
+            <w:tcW w:w="5256" w:type="dxa"/>
+            <w:tcMar>
+              <w:top w:w="80" w:type="dxa"/>
+              <w:left w:w="100" w:type="dxa"/>
+              <w:bottom w:w="80" w:type="dxa"/>
+              <w:right w:w="100" w:type="dxa"/>
+            </w:tcMar>
+          </w:tcPr>
+          <w:p>
+            <w:pPr>
+              <w:spacing w:after="0"/>
+            </w:pPr>
+            <w:r>
+              <w:rPr>
+                <w:sz w:val="18"/>
+              </w:rPr>
+              <w:t>All future level-ups show 6 upgrade options instead of 5. Each option is rolled independently, so Luck and rarity weights still apply normally to every slot.</w:t>
+            </w:r>
+          </w:p>
+        </w:tc>
+        <w:tc>
+          <w:tcPr>
+            <w:tcW w:w="2644" w:type="dxa"/>
+            <w:tcMar>
+              <w:top w:w="80" w:type="dxa"/>
+              <w:left w:w="100" w:type="dxa"/>
+              <w:bottom w:w="80" w:type="dxa"/>
+              <w:right w:w="100" w:type="dxa"/>
+            </w:tcMar>
+          </w:tcPr>
+          <w:p>
+            <w:pPr>
+              <w:spacing w:after="0"/>
+            </w:pPr>
+            <w:r>
+              <w:rPr>
+                <w:sz w:val="17"/>
+              </w:rPr>
+              <w:t>Requires Expanded Selection II. Non-repeatable. Applies from the next level-up onward. After selection, Expanded Selection IV enters the pool as a Legendary upgrade.</w:t>
+            </w:r>
+          </w:p>
+        </w:tc>
+      </w:tr>
+      <w:tr>
+        <w:trPr>
+          <w:cantSplit/>
+          <w:jc w:val="center"/>
+        </w:trPr>
+        <w:tc>
+          <w:tcPr>
+            <w:tcW w:w="2500" w:type="dxa"/>
+            <w:shd w:val="clear" w:color="auto" w:fill="F6F8FB"/>
+            <w:tcMar>
+              <w:top w:w="80" w:type="dxa"/>
+              <w:left w:w="100" w:type="dxa"/>
+              <w:bottom w:w="80" w:type="dxa"/>
+              <w:right w:w="100" w:type="dxa"/>
+            </w:tcMar>
+          </w:tcPr>
+          <w:p>
+            <w:pPr>
+              <w:spacing w:after="0"/>
+            </w:pPr>
+            <w:r>
+              <w:rPr>
+                <w:b/>
+                <w:sz w:val="18"/>
+              </w:rPr>
+              <w:t>Lightning Rod</w:t>
+            </w:r>
+          </w:p>
+        </w:tc>
+        <w:tc>
+          <w:tcPr>
+            <w:tcW w:w="5256" w:type="dxa"/>
+            <w:shd w:val="clear" w:color="auto" w:fill="F6F8FB"/>
+            <w:tcMar>
+              <w:top w:w="80" w:type="dxa"/>
+              <w:left w:w="100" w:type="dxa"/>
+              <w:bottom w:w="80" w:type="dxa"/>
+              <w:right w:w="100" w:type="dxa"/>
+            </w:tcMar>
+          </w:tcPr>
+          <w:p>
+            <w:pPr>
+              <w:spacing w:after="0"/>
+            </w:pPr>
+            <w:r>
+              <w:rPr>
+                <w:sz w:val="18"/>
+              </w:rPr>
+              <w:t>Every 4 seconds, lightning strikes the nearest enemy within 10 units for 170% of basic attack damage. It then chains to 2 additional enemies, with each chained hit dealing 70% of the previous hit.</w:t>
+            </w:r>
+          </w:p>
+        </w:tc>
+        <w:tc>
+          <w:tcPr>
+            <w:tcW w:w="2644" w:type="dxa"/>
+            <w:shd w:val="clear" w:color="auto" w:fill="F6F8FB"/>
+            <w:tcMar>
+              <w:top w:w="80" w:type="dxa"/>
+              <w:left w:w="100" w:type="dxa"/>
+              <w:bottom w:w="80" w:type="dxa"/>
+              <w:right w:w="100" w:type="dxa"/>
+            </w:tcMar>
+          </w:tcPr>
+          <w:p>
+            <w:pPr>
+              <w:spacing w:after="0"/>
+            </w:pPr>
+            <w:r>
+              <w:rPr>
+                <w:sz w:val="17"/>
+              </w:rPr>
+              <w:t>Only one strike timer is active. Additional copies add 1 chain</w:t>
+            </w:r>
+            <w:r>
+              <w:rPr>
+                <w:sz w:val="17"/>
+              </w:rPr>
+              <w:t>,</w:t>
+            </w:r>
+            <w:r>
+              <w:rPr>
+                <w:sz w:val="17"/>
+              </w:rPr>
+              <w:t xml:space="preserve"> +20% initial damage</w:t>
+            </w:r>
+            <w:r>
+              <w:rPr>
+                <w:sz w:val="17"/>
+              </w:rPr>
+              <w:t xml:space="preserve"> and 10% to the chained enemies</w:t>
+            </w:r>
+            <w:r>
+              <w:rPr>
+                <w:sz w:val="17"/>
+              </w:rPr>
+              <w:t>.</w:t>
+            </w:r>
+          </w:p>
+        </w:tc>
+      </w:tr>
+      <w:tr>
+        <w:trPr>
+          <w:cantSplit/>
+          <w:jc w:val="center"/>
+        </w:trPr>
+        <w:tc>
+          <w:tcPr>
+            <w:tcW w:w="2500" w:type="dxa"/>
+            <w:tcMar>
+              <w:top w:w="80" w:type="dxa"/>
+              <w:left w:w="100" w:type="dxa"/>
+              <w:bottom w:w="80" w:type="dxa"/>
+              <w:right w:w="100" w:type="dxa"/>
+            </w:tcMar>
+          </w:tcPr>
+          <w:p>
+            <w:pPr>
+              <w:spacing w:after="0"/>
+            </w:pPr>
+            <w:r>
+              <w:rPr>
+                <w:b/>
+                <w:sz w:val="18"/>
+              </w:rPr>
+              <w:t>Explosive Hits</w:t>
+            </w:r>
+          </w:p>
+        </w:tc>
+        <w:tc>
+          <w:tcPr>
+            <w:tcW w:w="5256" w:type="dxa"/>
+            <w:tcMar>
+              <w:top w:w="80" w:type="dxa"/>
+              <w:left w:w="100" w:type="dxa"/>
+              <w:bottom w:w="80" w:type="dxa"/>
+              <w:right w:w="100" w:type="dxa"/>
+            </w:tcMar>
+          </w:tcPr>
+          <w:p>
+            <w:pPr>
+              <w:spacing w:after="0"/>
+            </w:pPr>
+            <w:r>
+              <w:rPr>
+                <w:sz w:val="18"/>
+              </w:rPr>
+              <w:t>Direct hits have a 15% chance to create an explosion that deals 80% of basic attack damage to enemies within 1.8 units.</w:t>
+            </w:r>
+          </w:p>
+        </w:tc>
+        <w:tc>
+          <w:tcPr>
+            <w:tcW w:w="2644" w:type="dxa"/>
+            <w:tcMar>
+              <w:top w:w="80" w:type="dxa"/>
+              <w:left w:w="100" w:type="dxa"/>
+              <w:bottom w:w="80" w:type="dxa"/>
+              <w:right w:w="100" w:type="dxa"/>
+            </w:tcMar>
+          </w:tcPr>
+          <w:p>
+            <w:pPr>
+              <w:spacing w:after="0"/>
+            </w:pPr>
+            <w:r>
+              <w:rPr>
+                <w:sz w:val="17"/>
+              </w:rPr>
+              <w:t>Internal cooldown: 0.25 seconds. Repeatable: +5 percentage points and +0.2 radius.</w:t>
+            </w:r>
+          </w:p>
+        </w:tc>
+      </w:tr>
+      <w:tr>
+        <w:trPr>
+          <w:cantSplit/>
+          <w:jc w:val="center"/>
+        </w:trPr>
+        <w:tc>
+          <w:tcPr>
+            <w:tcW w:w="2500" w:type="dxa"/>
+            <w:shd w:val="clear" w:color="auto" w:fill="F6F8FB"/>
+            <w:tcMar>
+              <w:top w:w="80" w:type="dxa"/>
+              <w:left w:w="100" w:type="dxa"/>
+              <w:bottom w:w="80" w:type="dxa"/>
+              <w:right w:w="100" w:type="dxa"/>
+            </w:tcMar>
+          </w:tcPr>
+          <w:p>
+            <w:pPr>
+              <w:spacing w:after="0"/>
+            </w:pPr>
+            <w:r>
+              <w:rPr>
+                <w:b/>
+                <w:sz w:val="18"/>
+              </w:rPr>
+              <w:t>Critical Force</w:t>
+            </w:r>
+          </w:p>
+        </w:tc>
+        <w:tc>
+          <w:tcPr>
+            <w:tcW w:w="5256" w:type="dxa"/>
+            <w:shd w:val="clear" w:color="auto" w:fill="F6F8FB"/>
+            <w:tcMar>
+              <w:top w:w="80" w:type="dxa"/>
+              <w:left w:w="100" w:type="dxa"/>
+              <w:bottom w:w="80" w:type="dxa"/>
+              <w:right w:w="100" w:type="dxa"/>
+            </w:tcMar>
+          </w:tcPr>
+          <w:p>
+            <w:pPr>
+              <w:spacing w:after="0"/>
+            </w:pPr>
+            <w:r>
+              <w:rPr>
+                <w:sz w:val="18"/>
+              </w:rPr>
+              <w:t>Increase critical-hit damage by 5</w:t>
+            </w:r>
+            <w:r>
+              <w:rPr>
+                <w:sz w:val="18"/>
+              </w:rPr>
+              <w:t>0% flat</w:t>
+            </w:r>
+            <w:r>
+              <w:rPr>
+                <w:sz w:val="18"/>
+              </w:rPr>
+              <w:t xml:space="preserve">. If critical hits normally deal 150% damage, they now </w:t>
+            </w:r>
+            <w:proofErr w:type="gramStart"/>
+            <w:r>
+              <w:rPr>
+                <w:sz w:val="18"/>
+              </w:rPr>
+              <w:t>deal</w:t>
+            </w:r>
+            <w:proofErr w:type="gramEnd"/>
+            <w:r>
+              <w:rPr>
+                <w:sz w:val="18"/>
+              </w:rPr>
+              <w:t xml:space="preserve"> 2</w:t>
+            </w:r>
+            <w:r>
+              <w:rPr>
+                <w:sz w:val="18"/>
+              </w:rPr>
+              <w:t>00</w:t>
+            </w:r>
+            <w:r>
+              <w:rPr>
+                <w:sz w:val="18"/>
+              </w:rPr>
+              <w:t>%.</w:t>
+            </w:r>
+          </w:p>
+        </w:tc>
+        <w:tc>
+          <w:tcPr>
+            <w:tcW w:w="2644" w:type="dxa"/>
+            <w:shd w:val="clear" w:color="auto" w:fill="F6F8FB"/>
+            <w:tcMar>
+              <w:top w:w="80" w:type="dxa"/>
+              <w:left w:w="100" w:type="dxa"/>
+              <w:bottom w:w="80" w:type="dxa"/>
+              <w:right w:w="100" w:type="dxa"/>
+            </w:tcMar>
+          </w:tcPr>
+          <w:p>
+            <w:pPr>
+              <w:spacing w:after="0"/>
+            </w:pPr>
+            <w:r>
+              <w:rPr>
+                <w:sz w:val="17"/>
+              </w:rPr>
+              <w:t xml:space="preserve">Repeatable. </w:t>
+            </w:r>
+          </w:p>
+        </w:tc>
+      </w:tr>
+      <w:tr>
+        <w:trPr>
+          <w:cantSplit/>
+          <w:jc w:val="center"/>
+        </w:trPr>
+        <w:tc>
+          <w:tcPr>
+            <w:tcW w:w="2500" w:type="dxa"/>
+            <w:tcMar>
+              <w:top w:w="80" w:type="dxa"/>
+              <w:left w:w="100" w:type="dxa"/>
+              <w:bottom w:w="80" w:type="dxa"/>
+              <w:right w:w="100" w:type="dxa"/>
+            </w:tcMar>
+          </w:tcPr>
+          <w:p>
+            <w:pPr>
+              <w:spacing w:after="0"/>
+            </w:pPr>
+            <w:r>
+              <w:rPr>
+                <w:b/>
+                <w:sz w:val="18"/>
+              </w:rPr>
+              <w:t>Reinforced Armor</w:t>
+            </w:r>
+          </w:p>
+        </w:tc>
+        <w:tc>
+          <w:tcPr>
+            <w:tcW w:w="5256" w:type="dxa"/>
+            <w:tcMar>
+              <w:top w:w="80" w:type="dxa"/>
+              <w:left w:w="100" w:type="dxa"/>
+              <w:bottom w:w="80" w:type="dxa"/>
+              <w:right w:w="100" w:type="dxa"/>
+            </w:tcMar>
+          </w:tcPr>
+          <w:p>
+            <w:pPr>
+              <w:spacing w:after="0"/>
+            </w:pPr>
+            <w:r>
+              <w:rPr>
+                <w:sz w:val="18"/>
+              </w:rPr>
+              <w:t>Reduce all incoming damage by 12% before flat armor is applied. For example, a 100-damage hit becomes 88 damage before flat reduction.</w:t>
+            </w:r>
+          </w:p>
+        </w:tc>
+        <w:tc>
+          <w:tcPr>
+            <w:tcW w:w="2644" w:type="dxa"/>
+            <w:tcMar>
+              <w:top w:w="80" w:type="dxa"/>
+              <w:left w:w="100" w:type="dxa"/>
+              <w:bottom w:w="80" w:type="dxa"/>
+              <w:right w:w="100" w:type="dxa"/>
+            </w:tcMar>
+          </w:tcPr>
+          <w:p>
+            <w:pPr>
+              <w:spacing w:after="0"/>
+            </w:pPr>
+            <w:r>
+              <w:rPr>
+                <w:sz w:val="17"/>
+              </w:rPr>
+              <w:t>Repeatable</w:t>
+            </w:r>
+            <w:r>
+              <w:rPr>
+                <w:sz w:val="17"/>
+              </w:rPr>
+              <w:t xml:space="preserve"> for 5 copies (multiplicative). </w:t>
+            </w:r>
+          </w:p>
+        </w:tc>
+      </w:tr>
+      <w:tr>
+        <w:trPr>
+          <w:cantSplit/>
+          <w:jc w:val="center"/>
+        </w:trPr>
+        <w:tc>
+          <w:tcPr>
+            <w:tcW w:w="2500" w:type="dxa"/>
+            <w:shd w:val="clear" w:color="auto" w:fill="F6F8FB"/>
+            <w:tcMar>
+              <w:top w:w="80" w:type="dxa"/>
+              <w:left w:w="100" w:type="dxa"/>
+              <w:bottom w:w="80" w:type="dxa"/>
+              <w:right w:w="100" w:type="dxa"/>
+            </w:tcMar>
+          </w:tcPr>
+          <w:p>
+            <w:pPr>
+              <w:spacing w:after="0"/>
+            </w:pPr>
+            <w:r>
+              <w:rPr>
+                <w:b/>
+                <w:sz w:val="18"/>
+              </w:rPr>
+              <w:t>Rapid Mines</w:t>
+            </w:r>
+          </w:p>
+        </w:tc>
+        <w:tc>
+          <w:tcPr>
+            <w:tcW w:w="5256" w:type="dxa"/>
+            <w:shd w:val="clear" w:color="auto" w:fill="F6F8FB"/>
+            <w:tcMar>
+              <w:top w:w="80" w:type="dxa"/>
+              <w:left w:w="100" w:type="dxa"/>
+              <w:bottom w:w="80" w:type="dxa"/>
+              <w:right w:w="100" w:type="dxa"/>
+            </w:tcMar>
+          </w:tcPr>
+          <w:p>
+            <w:pPr>
+              <w:spacing w:after="0"/>
+            </w:pPr>
+            <w:r>
+              <w:rPr>
+                <w:sz w:val="18"/>
+              </w:rPr>
+              <w:t>Mine Layer drops mines 35% faster, mine damage increases by 40%, and explosion radius increases by 20%.</w:t>
+            </w:r>
+          </w:p>
+        </w:tc>
+        <w:tc>
+          <w:tcPr>
+            <w:tcW w:w="2644" w:type="dxa"/>
+            <w:shd w:val="clear" w:color="auto" w:fill="F6F8FB"/>
+            <w:tcMar>
+              <w:top w:w="80" w:type="dxa"/>
+              <w:left w:w="100" w:type="dxa"/>
+              <w:bottom w:w="80" w:type="dxa"/>
+              <w:right w:w="100" w:type="dxa"/>
+            </w:tcMar>
+          </w:tcPr>
+          <w:p>
+            <w:pPr>
+              <w:spacing w:after="0"/>
+            </w:pPr>
+            <w:r>
+              <w:rPr>
+                <w:sz w:val="17"/>
+              </w:rPr>
+              <w:t>Requires Mine Layer. Additional copies add +20% mine damage and +10% radius.</w:t>
+            </w:r>
+          </w:p>
+        </w:tc>
+      </w:tr>
+      <w:tr>
+        <w:trPr>
+          <w:cantSplit/>
+          <w:jc w:val="center"/>
+        </w:trPr>
+        <w:tc>
+          <w:tcPr>
+            <w:tcW w:w="2500" w:type="dxa"/>
+            <w:tcMar>
+              <w:top w:w="80" w:type="dxa"/>
+              <w:left w:w="100" w:type="dxa"/>
+              <w:bottom w:w="80" w:type="dxa"/>
+              <w:right w:w="100" w:type="dxa"/>
+            </w:tcMar>
+          </w:tcPr>
+          <w:p>
+            <w:pPr>
+              <w:spacing w:after="0"/>
+            </w:pPr>
+            <w:r>
+              <w:rPr>
+                <w:b/>
+                <w:sz w:val="18"/>
+              </w:rPr>
+              <w:t>Multishot</w:t>
+            </w:r>
+          </w:p>
+        </w:tc>
+        <w:tc>
+          <w:tcPr>
+            <w:tcW w:w="5256" w:type="dxa"/>
+            <w:tcMar>
+              <w:top w:w="80" w:type="dxa"/>
+              <w:left w:w="100" w:type="dxa"/>
+              <w:bottom w:w="80" w:type="dxa"/>
+              <w:right w:w="100" w:type="dxa"/>
+            </w:tcMar>
+          </w:tcPr>
+          <w:p>
+            <w:pPr>
+              <w:spacing w:after="0"/>
+            </w:pPr>
+            <w:r>
+              <w:rPr>
+                <w:sz w:val="18"/>
+              </w:rPr>
+              <w:t xml:space="preserve">Fire 2 additional projectiles in a spread. Each projectile deals </w:t>
+            </w:r>
+            <w:r>
+              <w:rPr>
+                <w:sz w:val="18"/>
+              </w:rPr>
+              <w:t>50</w:t>
+            </w:r>
+            <w:r>
+              <w:rPr>
+                <w:sz w:val="18"/>
+              </w:rPr>
+              <w:t>% of normal damage, allowing more area coverage without tripling single-target damage.</w:t>
+            </w:r>
+          </w:p>
+        </w:tc>
+        <w:tc>
+          <w:tcPr>
+            <w:tcW w:w="2644" w:type="dxa"/>
+            <w:tcMar>
+              <w:top w:w="80" w:type="dxa"/>
+              <w:left w:w="100" w:type="dxa"/>
+              <w:bottom w:w="80" w:type="dxa"/>
+              <w:right w:w="100" w:type="dxa"/>
+            </w:tcMar>
+          </w:tcPr>
+          <w:p>
+            <w:pPr>
+              <w:spacing w:after="0"/>
+            </w:pPr>
+            <w:r>
+              <w:rPr>
+                <w:sz w:val="17"/>
+              </w:rPr>
+              <w:t>Projectiles can hit the same boss only once per attack unless explicitly allowed.</w:t>
+            </w:r>
+            <w:r>
+              <w:rPr>
+                <w:sz w:val="17"/>
+              </w:rPr>
+              <w:t xml:space="preserve"> </w:t>
+            </w:r>
+            <w:proofErr w:type="gramStart"/>
+            <w:r>
+              <w:rPr>
+                <w:sz w:val="17"/>
+              </w:rPr>
+              <w:t>Repeatable for</w:t>
+            </w:r>
+            <w:proofErr w:type="gramEnd"/>
+            <w:r>
+              <w:rPr>
+                <w:sz w:val="17"/>
+              </w:rPr>
+              <w:t xml:space="preserve"> 3 times. Additional copies add 1 projectile and increase the dmg by 10%</w:t>
+            </w:r>
+          </w:p>
+        </w:tc>
+      </w:tr>
+      <w:tr>
+        <w:trPr>
+          <w:cantSplit/>
+          <w:jc w:val="center"/>
+        </w:trPr>
+        <w:tc>
+          <w:tcPr>
+            <w:tcW w:w="2500" w:type="dxa"/>
+            <w:shd w:val="clear" w:color="auto" w:fill="F6F8FB"/>
+            <w:tcMar>
+              <w:top w:w="80" w:type="dxa"/>
+              <w:left w:w="100" w:type="dxa"/>
+              <w:bottom w:w="80" w:type="dxa"/>
+              <w:right w:w="100" w:type="dxa"/>
+            </w:tcMar>
+          </w:tcPr>
+          <w:p>
+            <w:pPr>
+              <w:spacing w:after="0"/>
+            </w:pPr>
+            <w:r>
+              <w:rPr>
+                <w:b/>
+                <w:sz w:val="18"/>
+              </w:rPr>
+              <w:t>Glass Cannon</w:t>
+            </w:r>
+          </w:p>
+        </w:tc>
+        <w:tc>
+          <w:tcPr>
+            <w:tcW w:w="5256" w:type="dxa"/>
+            <w:shd w:val="clear" w:color="auto" w:fill="F6F8FB"/>
+            <w:tcMar>
+              <w:top w:w="80" w:type="dxa"/>
+              <w:left w:w="100" w:type="dxa"/>
+              <w:bottom w:w="80" w:type="dxa"/>
+              <w:right w:w="100" w:type="dxa"/>
+            </w:tcMar>
+          </w:tcPr>
+          <w:p>
+            <w:pPr>
+              <w:spacing w:after="0"/>
+            </w:pPr>
+            <w:r>
+              <w:rPr>
+                <w:sz w:val="18"/>
+              </w:rPr>
+              <w:t>Increase all damage by 40%, but increase damage taken by 20%. This is a high-risk option for players who can avoid being hit.</w:t>
+            </w:r>
+          </w:p>
+        </w:tc>
+        <w:tc>
+          <w:tcPr>
+            <w:tcW w:w="2644" w:type="dxa"/>
+            <w:shd w:val="clear" w:color="auto" w:fill="F6F8FB"/>
+            <w:tcMar>
+              <w:top w:w="80" w:type="dxa"/>
+              <w:left w:w="100" w:type="dxa"/>
+              <w:bottom w:w="80" w:type="dxa"/>
+              <w:right w:w="100" w:type="dxa"/>
+            </w:tcMar>
+          </w:tcPr>
+          <w:p>
+            <w:pPr>
+              <w:spacing w:after="0"/>
+            </w:pPr>
+            <w:r>
+              <w:rPr>
+                <w:sz w:val="17"/>
+              </w:rPr>
+              <w:t xml:space="preserve">Repeatable for </w:t>
+            </w:r>
+            <w:r>
+              <w:rPr>
+                <w:sz w:val="17"/>
+              </w:rPr>
+              <w:t>5</w:t>
+            </w:r>
+            <w:r>
+              <w:rPr>
+                <w:sz w:val="17"/>
+              </w:rPr>
+              <w:t xml:space="preserve"> times and it stacks multiplicative. The </w:t>
+            </w:r>
+            <w:proofErr w:type="gramStart"/>
+            <w:r>
+              <w:rPr>
+                <w:sz w:val="17"/>
+              </w:rPr>
+              <w:t>incoming-damage</w:t>
+            </w:r>
+            <w:proofErr w:type="gramEnd"/>
+            <w:r>
+              <w:rPr>
+                <w:sz w:val="17"/>
+              </w:rPr>
+              <w:t xml:space="preserve"> penalty is applied after armor calculations.</w:t>
+            </w:r>
+          </w:p>
+        </w:tc>
+      </w:tr>
+      <w:tr>
+        <w:trPr>
+          <w:cantSplit/>
+          <w:jc w:val="center"/>
+        </w:trPr>
+        <w:tc>
+          <w:tcPr>
+            <w:tcW w:w="2500" w:type="dxa"/>
+            <w:tcMar>
+              <w:top w:w="80" w:type="dxa"/>
+              <w:left w:w="100" w:type="dxa"/>
+              <w:bottom w:w="80" w:type="dxa"/>
+              <w:right w:w="100" w:type="dxa"/>
+            </w:tcMar>
+          </w:tcPr>
+          <w:p>
+            <w:pPr>
+              <w:spacing w:after="0"/>
+            </w:pPr>
+            <w:r>
+              <w:rPr>
+                <w:b/>
+                <w:sz w:val="18"/>
+              </w:rPr>
+              <w:t>Guardian Angel</w:t>
+            </w:r>
+          </w:p>
+        </w:tc>
+        <w:tc>
+          <w:tcPr>
+            <w:tcW w:w="5256" w:type="dxa"/>
+            <w:tcMar>
+              <w:top w:w="80" w:type="dxa"/>
+              <w:left w:w="100" w:type="dxa"/>
+              <w:bottom w:w="80" w:type="dxa"/>
+              <w:right w:w="100" w:type="dxa"/>
+            </w:tcMar>
+          </w:tcPr>
+          <w:p>
+            <w:pPr>
+              <w:spacing w:after="0"/>
+            </w:pPr>
+            <w:r>
+              <w:rPr>
+                <w:sz w:val="18"/>
+              </w:rPr>
+              <w:t>Once every 60 seconds, lethal damage leaves the player at 1 health instead. The player becomes invulnerable for 2 seconds and restores 25% of maximum health.</w:t>
+            </w:r>
+          </w:p>
+        </w:tc>
+        <w:tc>
+          <w:tcPr>
+            <w:tcW w:w="2644" w:type="dxa"/>
             <w:tcMar>
               <w:top w:w="80" w:type="dxa"/>
               <w:left w:w="100" w:type="dxa"/>
@@ -4881,6 +6892,7 @@
         <w:rPr>
           <w:color w:val="A16207"/>
         </w:rPr>
+        <w:lastRenderedPageBreak/>
         <w:t>7. Legendary upgrades</w:t>
       </w:r>
     </w:p>
@@ -5012,7 +7024,7 @@
                 <w:b/>
                 <w:sz w:val="18"/>
               </w:rPr>
-              <w:t>Stormcaller</w:t>
+              <w:t>Godforged Weapon</w:t>
             </w:r>
           </w:p>
         </w:tc>
@@ -5034,7 +7046,7 @@
               <w:rPr>
                 <w:sz w:val="18"/>
               </w:rPr>
-              <w:t>Lightning strikes every 2.75 seconds for 230% of basic attack damage and chains to 5 additional enemies. Each chain retains 80% of the previous hit's damage.</w:t>
+              <w:t>Increase all direct attack damage by 140%. Damage-over-time effects that scale from the triggering hit also benefit from the larger source hit.</w:t>
             </w:r>
           </w:p>
         </w:tc>
@@ -5056,19 +7068,7 @@
               <w:rPr>
                 <w:sz w:val="17"/>
               </w:rPr>
-              <w:t xml:space="preserve">Lightning Rod is </w:t>
-            </w:r>
-            <w:r>
-              <w:rPr>
-                <w:sz w:val="17"/>
-              </w:rPr>
-              <w:t>required and gets replaced by this</w:t>
-            </w:r>
-            <w:r>
-              <w:rPr>
-                <w:sz w:val="17"/>
-              </w:rPr>
-              <w:t>.</w:t>
+              <w:t>Non-repeatable. Does not require a lower-tier weapon upgrade and stacks additively with other direct-damage bonuses.</w:t>
             </w:r>
           </w:p>
         </w:tc>
@@ -5098,7 +7098,7 @@
                 <w:b/>
                 <w:sz w:val="18"/>
               </w:rPr>
-              <w:t>Demolition Expert</w:t>
+              <w:t>Timebreaker</w:t>
             </w:r>
           </w:p>
         </w:tc>
@@ -5121,39 +7121,7 @@
               <w:rPr>
                 <w:sz w:val="18"/>
               </w:rPr>
-              <w:t>Explosive Hits chance</w:t>
-            </w:r>
-            <w:r>
-              <w:rPr>
-                <w:sz w:val="18"/>
-              </w:rPr>
-              <w:t>, explosion damage</w:t>
-            </w:r>
-            <w:r>
-              <w:rPr>
-                <w:sz w:val="18"/>
-              </w:rPr>
-              <w:t xml:space="preserve"> </w:t>
-            </w:r>
-            <w:r>
-              <w:rPr>
-                <w:sz w:val="18"/>
-              </w:rPr>
-              <w:t xml:space="preserve">and radius </w:t>
-            </w:r>
-            <w:proofErr w:type="gramStart"/>
-            <w:r>
-              <w:rPr>
-                <w:sz w:val="18"/>
-              </w:rPr>
-              <w:t>gets</w:t>
-            </w:r>
-            <w:proofErr w:type="gramEnd"/>
-            <w:r>
-              <w:rPr>
-                <w:sz w:val="18"/>
-              </w:rPr>
-              <w:t xml:space="preserve"> multiplied by 1.5</w:t>
+              <w:t>Reduce the time between basic attacks by 60%. For example, a 1.00-second attack interval becomes 0.40 seconds.</w:t>
             </w:r>
           </w:p>
         </w:tc>
@@ -5176,27 +7144,7 @@
               <w:rPr>
                 <w:sz w:val="17"/>
               </w:rPr>
-              <w:t>Explosive Hits</w:t>
-            </w:r>
-            <w:r>
-              <w:rPr>
-                <w:sz w:val="17"/>
-              </w:rPr>
-              <w:t xml:space="preserve"> </w:t>
-            </w:r>
-            <w:proofErr w:type="gramStart"/>
-            <w:r>
-              <w:rPr>
-                <w:sz w:val="17"/>
-              </w:rPr>
-              <w:t>is</w:t>
-            </w:r>
-            <w:proofErr w:type="gramEnd"/>
-            <w:r>
-              <w:rPr>
-                <w:sz w:val="17"/>
-              </w:rPr>
-              <w:t xml:space="preserve"> required. </w:t>
+              <w:t>Non-repeatable. Stacks multiplicatively with other attack-interval reductions. Recommended minimum interval: 0.15 seconds.</w:t>
             </w:r>
           </w:p>
         </w:tc>
@@ -5225,7 +7173,7 @@
                 <w:b/>
                 <w:sz w:val="18"/>
               </w:rPr>
-              <w:t>Assassin's Rhythm</w:t>
+              <w:t>Unbound Movement</w:t>
             </w:r>
           </w:p>
         </w:tc>
@@ -5247,31 +7195,7 @@
               <w:rPr>
                 <w:sz w:val="18"/>
               </w:rPr>
-              <w:t xml:space="preserve">Gain 15 percentage points of critical-hit chance and 75 percentage points of critical-hit damage. After a critical hit, gain </w:t>
-            </w:r>
-            <w:r>
-              <w:rPr>
-                <w:sz w:val="18"/>
-              </w:rPr>
-              <w:t>5</w:t>
-            </w:r>
-            <w:r>
-              <w:rPr>
-                <w:sz w:val="18"/>
-              </w:rPr>
-              <w:t xml:space="preserve">% attack speed </w:t>
-            </w:r>
-            <w:r>
-              <w:rPr>
-                <w:sz w:val="18"/>
-              </w:rPr>
-              <w:t xml:space="preserve">and damage </w:t>
-            </w:r>
-            <w:r>
-              <w:rPr>
-                <w:sz w:val="18"/>
-              </w:rPr>
-              <w:t>for 2 seconds, stacking up to 3 times.</w:t>
+              <w:t>Increase movement speed by 60%. The player becomes much faster without changing dash distance or dash speed.</w:t>
             </w:r>
           </w:p>
         </w:tc>
@@ -5293,27 +7217,7 @@
               <w:rPr>
                 <w:sz w:val="17"/>
               </w:rPr>
-              <w:t>Maximum temporary attack-speed bonus: +24%.</w:t>
-            </w:r>
-            <w:r>
-              <w:rPr>
-                <w:sz w:val="17"/>
-              </w:rPr>
-              <w:t xml:space="preserve"> </w:t>
-            </w:r>
-            <w:proofErr w:type="gramStart"/>
-            <w:r>
-              <w:rPr>
-                <w:sz w:val="17"/>
-              </w:rPr>
-              <w:t>Repeatable for</w:t>
-            </w:r>
-            <w:proofErr w:type="gramEnd"/>
-            <w:r>
-              <w:rPr>
-                <w:sz w:val="17"/>
-              </w:rPr>
-              <w:t xml:space="preserve"> 3 times. Additional copies give 5% extra attack speed and damage per stack.</w:t>
+              <w:t>Non-repeatable. Stacks additively with other movement-speed upgrades.</w:t>
             </w:r>
           </w:p>
         </w:tc>
@@ -5343,7 +7247,7 @@
                 <w:b/>
                 <w:sz w:val="18"/>
               </w:rPr>
-              <w:t>Elemental Arsenal</w:t>
+              <w:t>Colossus Heart</w:t>
             </w:r>
           </w:p>
         </w:tc>
@@ -5366,7 +7270,7 @@
               <w:rPr>
                 <w:sz w:val="18"/>
               </w:rPr>
-              <w:t>Improve every unlocked element: Burn deals 50% more damage, Poison gains +0.5% maximum-health damage per second (+0.125% against bosses), and Frost gains +10 percentage points of slow and +1 second duration.</w:t>
+              <w:t>Increase maximum health by 120% and immediately restore health to the new maximum.</w:t>
             </w:r>
           </w:p>
         </w:tc>
@@ -5389,7 +7293,7 @@
               <w:rPr>
                 <w:sz w:val="17"/>
               </w:rPr>
-              <w:t>Only affects elements already unlocked; newly unlocked elements also receive the bonus.</w:t>
+              <w:t>Non-repeatable. The heal occurs after maximum health is increased and stacks additively with other maximum-health upgrades.</w:t>
             </w:r>
           </w:p>
         </w:tc>
@@ -5418,7 +7322,7 @@
                 <w:b/>
                 <w:sz w:val="18"/>
               </w:rPr>
-              <w:t>Phoenix Heart</w:t>
+              <w:t>Lightspeed Rounds</w:t>
             </w:r>
           </w:p>
         </w:tc>
@@ -5440,7 +7344,7 @@
               <w:rPr>
                 <w:sz w:val="18"/>
               </w:rPr>
-              <w:t>The first time the player dies, revive after 1.5 seconds with 50% maximum health. The revival releases a fiery blast dealing 500% of basic attack damage in a 5-unit radius.</w:t>
+              <w:t>Increase projectile travel speed by 180%. Most projectiles hit almost immediately at normal combat distances.</w:t>
             </w:r>
           </w:p>
         </w:tc>
@@ -5462,7 +7366,7 @@
               <w:rPr>
                 <w:sz w:val="17"/>
               </w:rPr>
-              <w:t>Once per run. During the delay, enemies cannot damage the player.</w:t>
+              <w:t>Non-repeatable. No effect on melee-only attacks. Knight cannot receive this upgrade.</w:t>
             </w:r>
           </w:p>
         </w:tc>
@@ -5492,7 +7396,7 @@
                 <w:b/>
                 <w:sz w:val="18"/>
               </w:rPr>
-              <w:t>Endless Barrage</w:t>
+              <w:t>Infinite Penetration</w:t>
             </w:r>
           </w:p>
         </w:tc>
@@ -5515,7 +7419,7 @@
               <w:rPr>
                 <w:sz w:val="18"/>
               </w:rPr>
-              <w:t>Every tenth basic attack is repeated three additional times at 60% damage per repeat. Repeated attacks can trigger on-hit effects at 50% effectiveness.</w:t>
+              <w:t>Projectiles pass through 8 additional enemies, with every pierced enemy taking 100% of the projectile's normal damage.</w:t>
             </w:r>
           </w:p>
         </w:tc>
@@ -5538,7 +7442,7 @@
               <w:rPr>
                 <w:sz w:val="17"/>
               </w:rPr>
-              <w:t>The repeats occur over 0.6 seconds and do not interrupt movement.</w:t>
+              <w:t>Non-repeatable. Archer only. Does not allow repeated hits on the same enemy and stacks with other pierce upgrades.</w:t>
             </w:r>
           </w:p>
         </w:tc>
@@ -5567,7 +7471,7 @@
                 <w:b/>
                 <w:sz w:val="18"/>
               </w:rPr>
-              <w:t>Worldbreaker</w:t>
+              <w:t>Undying Body</w:t>
             </w:r>
           </w:p>
         </w:tc>
@@ -5589,7 +7493,7 @@
               <w:rPr>
                 <w:sz w:val="18"/>
               </w:rPr>
-              <w:t>Every basic attack creates a secondary shockwave at the impact point for 70% damage in a 2.2-unit radius. Melee attacks center the shockwave on the player-facing impact area.</w:t>
+              <w:t>Restore 5% of maximum health per second while alive. Regeneration pauses for only 0.5 seconds after taking damage.</w:t>
             </w:r>
           </w:p>
         </w:tc>
@@ -5611,7 +7515,7 @@
               <w:rPr>
                 <w:sz w:val="17"/>
               </w:rPr>
-              <w:t>Shockwaves cannot trigger themselves or other explosion-on-hit effects.</w:t>
+              <w:t>Non-repeatable. Regeneration rates add together; when several regeneration upgrades are owned, use the shortest unlocked pause.</w:t>
             </w:r>
           </w:p>
         </w:tc>
@@ -5641,7 +7545,7 @@
                 <w:b/>
                 <w:sz w:val="18"/>
               </w:rPr>
-              <w:t>Apex Predator</w:t>
+              <w:t>Singularity</w:t>
             </w:r>
           </w:p>
         </w:tc>
@@ -5664,7 +7568,7 @@
               <w:rPr>
                 <w:sz w:val="18"/>
               </w:rPr>
-              <w:t>Deal 35% more damage to elites and bosses, take 15% less damage from them, and gain 20% movement speed for 3 seconds after an elite dies.</w:t>
+              <w:t>Multiply the XP pickup radius by 4 and make attracted XP gems move 100% faster toward the player.</w:t>
             </w:r>
           </w:p>
         </w:tc>
@@ -5672,6 +7576,1050 @@
           <w:tcPr>
             <w:tcW w:w="2644" w:type="dxa"/>
             <w:shd w:val="clear" w:color="auto" w:fill="F6F8FB"/>
+            <w:tcMar>
+              <w:top w:w="80" w:type="dxa"/>
+              <w:left w:w="100" w:type="dxa"/>
+              <w:bottom w:w="80" w:type="dxa"/>
+              <w:right w:w="100" w:type="dxa"/>
+            </w:tcMar>
+          </w:tcPr>
+          <w:p>
+            <w:pPr>
+              <w:spacing w:after="0"/>
+            </w:pPr>
+            <w:r>
+              <w:rPr>
+                <w:sz w:val="17"/>
+              </w:rPr>
+              <w:t>Non-repeatable. Radius stacks multiplicatively with Magnet upgrades. Recommended maximum total pickup radius: 10 times the base radius.</w:t>
+            </w:r>
+          </w:p>
+        </w:tc>
+      </w:tr>
+      <w:tr>
+        <w:trPr>
+          <w:cantSplit/>
+          <w:jc w:val="center"/>
+        </w:trPr>
+        <w:tc>
+          <w:tcPr>
+            <w:tcW w:w="2500" w:type="dxa"/>
+            <w:tcMar>
+              <w:top w:w="80" w:type="dxa"/>
+              <w:left w:w="100" w:type="dxa"/>
+              <w:bottom w:w="80" w:type="dxa"/>
+              <w:right w:w="100" w:type="dxa"/>
+            </w:tcMar>
+          </w:tcPr>
+          <w:p>
+            <w:pPr>
+              <w:spacing w:after="0"/>
+            </w:pPr>
+            <w:r>
+              <w:rPr>
+                <w:b/>
+                <w:sz w:val="18"/>
+              </w:rPr>
+              <w:t>Living Fortress</w:t>
+            </w:r>
+          </w:p>
+        </w:tc>
+        <w:tc>
+          <w:tcPr>
+            <w:tcW w:w="5256" w:type="dxa"/>
+            <w:tcMar>
+              <w:top w:w="80" w:type="dxa"/>
+              <w:left w:w="100" w:type="dxa"/>
+              <w:bottom w:w="80" w:type="dxa"/>
+              <w:right w:w="100" w:type="dxa"/>
+            </w:tcMar>
+          </w:tcPr>
+          <w:p>
+            <w:pPr>
+              <w:spacing w:after="0"/>
+            </w:pPr>
+            <w:r>
+              <w:rPr>
+                <w:sz w:val="18"/>
+              </w:rPr>
+              <w:t>Gain 20 flat armor. Flat armor is subtracted from every incoming hit after percentage-based reductions are applied.</w:t>
+            </w:r>
+          </w:p>
+        </w:tc>
+        <w:tc>
+          <w:tcPr>
+            <w:tcW w:w="2644" w:type="dxa"/>
+            <w:tcMar>
+              <w:top w:w="80" w:type="dxa"/>
+              <w:left w:w="100" w:type="dxa"/>
+              <w:bottom w:w="80" w:type="dxa"/>
+              <w:right w:w="100" w:type="dxa"/>
+            </w:tcMar>
+          </w:tcPr>
+          <w:p>
+            <w:pPr>
+              <w:spacing w:after="0"/>
+            </w:pPr>
+            <w:r>
+              <w:rPr>
+                <w:sz w:val="17"/>
+              </w:rPr>
+              <w:t>Non-repeatable. Stacks additively with other flat-armor upgrades. Every enemy hit should still deal at least 1 damage.</w:t>
+            </w:r>
+          </w:p>
+        </w:tc>
+      </w:tr>
+      <w:tr>
+        <w:trPr>
+          <w:cantSplit/>
+          <w:jc w:val="center"/>
+        </w:trPr>
+        <w:tc>
+          <w:tcPr>
+            <w:tcW w:w="2500" w:type="dxa"/>
+            <w:shd w:val="clear" w:color="auto" w:fill="F6F8FB"/>
+            <w:tcMar>
+              <w:top w:w="80" w:type="dxa"/>
+              <w:left w:w="100" w:type="dxa"/>
+              <w:bottom w:w="80" w:type="dxa"/>
+              <w:right w:w="100" w:type="dxa"/>
+            </w:tcMar>
+          </w:tcPr>
+          <w:p>
+            <w:pPr>
+              <w:spacing w:after="0"/>
+            </w:pPr>
+            <w:r>
+              <w:rPr>
+                <w:b/>
+                <w:sz w:val="18"/>
+              </w:rPr>
+              <w:t>Legend of Battle</w:t>
+            </w:r>
+          </w:p>
+        </w:tc>
+        <w:tc>
+          <w:tcPr>
+            <w:tcW w:w="5256" w:type="dxa"/>
+            <w:shd w:val="clear" w:color="auto" w:fill="F6F8FB"/>
+            <w:tcMar>
+              <w:top w:w="80" w:type="dxa"/>
+              <w:left w:w="100" w:type="dxa"/>
+              <w:bottom w:w="80" w:type="dxa"/>
+              <w:right w:w="100" w:type="dxa"/>
+            </w:tcMar>
+          </w:tcPr>
+          <w:p>
+            <w:pPr>
+              <w:spacing w:after="0"/>
+            </w:pPr>
+            <w:r>
+              <w:rPr>
+                <w:sz w:val="18"/>
+              </w:rPr>
+              <w:t>Gain 120% more XP from enemies and XP pickups, more than doubling the normal XP reward.</w:t>
+            </w:r>
+          </w:p>
+        </w:tc>
+        <w:tc>
+          <w:tcPr>
+            <w:tcW w:w="2644" w:type="dxa"/>
+            <w:shd w:val="clear" w:color="auto" w:fill="F6F8FB"/>
+            <w:tcMar>
+              <w:top w:w="80" w:type="dxa"/>
+              <w:left w:w="100" w:type="dxa"/>
+              <w:bottom w:w="80" w:type="dxa"/>
+              <w:right w:w="100" w:type="dxa"/>
+            </w:tcMar>
+          </w:tcPr>
+          <w:p>
+            <w:pPr>
+              <w:spacing w:after="0"/>
+            </w:pPr>
+            <w:r>
+              <w:rPr>
+                <w:sz w:val="17"/>
+              </w:rPr>
+              <w:t>Non-repeatable. Stacks additively with all lower-tier XP-gain upgrades.</w:t>
+            </w:r>
+          </w:p>
+        </w:tc>
+      </w:tr>
+      <w:tr>
+        <w:trPr>
+          <w:cantSplit/>
+          <w:jc w:val="center"/>
+        </w:trPr>
+        <w:tc>
+          <w:tcPr>
+            <w:tcW w:w="2500" w:type="dxa"/>
+            <w:tcMar>
+              <w:top w:w="80" w:type="dxa"/>
+              <w:left w:w="100" w:type="dxa"/>
+              <w:bottom w:w="80" w:type="dxa"/>
+              <w:right w:w="100" w:type="dxa"/>
+            </w:tcMar>
+          </w:tcPr>
+          <w:p>
+            <w:pPr>
+              <w:spacing w:after="0"/>
+            </w:pPr>
+            <w:r>
+              <w:rPr>
+                <w:b/>
+                <w:sz w:val="18"/>
+              </w:rPr>
+              <w:t>Divine Provisions</w:t>
+            </w:r>
+          </w:p>
+        </w:tc>
+        <w:tc>
+          <w:tcPr>
+            <w:tcW w:w="5256" w:type="dxa"/>
+            <w:tcMar>
+              <w:top w:w="80" w:type="dxa"/>
+              <w:left w:w="100" w:type="dxa"/>
+              <w:bottom w:w="80" w:type="dxa"/>
+              <w:right w:w="100" w:type="dxa"/>
+            </w:tcMar>
+          </w:tcPr>
+          <w:p>
+            <w:pPr>
+              <w:spacing w:after="0"/>
+            </w:pPr>
+            <w:r>
+              <w:rPr>
+                <w:sz w:val="18"/>
+              </w:rPr>
+              <w:t>Enemies have a 30% chance to drop a healing pickup that restores 45% of maximum health. Elite enemies and bosses always drop one. Excess healing becomes a temporary shield, up to 30% of maximum health.</w:t>
+            </w:r>
+          </w:p>
+        </w:tc>
+        <w:tc>
+          <w:tcPr>
+            <w:tcW w:w="2644" w:type="dxa"/>
+            <w:tcMar>
+              <w:top w:w="80" w:type="dxa"/>
+              <w:left w:w="100" w:type="dxa"/>
+              <w:bottom w:w="80" w:type="dxa"/>
+              <w:right w:w="100" w:type="dxa"/>
+            </w:tcMar>
+          </w:tcPr>
+          <w:p>
+            <w:pPr>
+              <w:spacing w:after="0"/>
+            </w:pPr>
+            <w:r>
+              <w:rPr>
+                <w:sz w:val="17"/>
+              </w:rPr>
+              <w:t>Non-repeatable. It replaces the base values of lower supply tiers; Common Field Rations copies still add their normal bonuses. The shield lasts 20 seconds.</w:t>
+            </w:r>
+          </w:p>
+        </w:tc>
+      </w:tr>
+      <w:tr>
+        <w:trPr>
+          <w:cantSplit/>
+          <w:jc w:val="center"/>
+        </w:trPr>
+        <w:tc>
+          <w:tcPr>
+            <w:tcW w:w="2500" w:type="dxa"/>
+            <w:shd w:val="clear" w:color="auto" w:fill="F6F8FB"/>
+            <w:tcMar>
+              <w:top w:w="80" w:type="dxa"/>
+              <w:left w:w="100" w:type="dxa"/>
+              <w:bottom w:w="80" w:type="dxa"/>
+              <w:right w:w="100" w:type="dxa"/>
+            </w:tcMar>
+          </w:tcPr>
+          <w:p>
+            <w:pPr>
+              <w:spacing w:after="0"/>
+            </w:pPr>
+            <w:r>
+              <w:rPr>
+                <w:b/>
+                <w:sz w:val="18"/>
+              </w:rPr>
+              <w:lastRenderedPageBreak/>
+              <w:t>Chosen by Fortune</w:t>
+            </w:r>
+          </w:p>
+        </w:tc>
+        <w:tc>
+          <w:tcPr>
+            <w:tcW w:w="5256" w:type="dxa"/>
+            <w:shd w:val="clear" w:color="auto" w:fill="F6F8FB"/>
+            <w:tcMar>
+              <w:top w:w="80" w:type="dxa"/>
+              <w:left w:w="100" w:type="dxa"/>
+              <w:bottom w:w="80" w:type="dxa"/>
+              <w:right w:w="100" w:type="dxa"/>
+            </w:tcMar>
+          </w:tcPr>
+          <w:p>
+            <w:pPr>
+              <w:spacing w:after="0"/>
+            </w:pPr>
+            <w:r>
+              <w:rPr>
+                <w:sz w:val="17"/>
+              </w:rPr>
+              <w:t>Gain +150% Luck. Luck multiplies the rarity weights of Uncommon, Epic, and Legendary options before normalization. From the recommended 55/28/13/4 base distribution, this bonus alone changes the chances to approximately 32.8%, 41.8%, 19.4%, and 6.0%.</w:t>
+            </w:r>
+          </w:p>
+        </w:tc>
+        <w:tc>
+          <w:tcPr>
+            <w:tcW w:w="2644" w:type="dxa"/>
+            <w:shd w:val="clear" w:color="auto" w:fill="F6F8FB"/>
+            <w:tcMar>
+              <w:top w:w="80" w:type="dxa"/>
+              <w:left w:w="100" w:type="dxa"/>
+              <w:bottom w:w="80" w:type="dxa"/>
+              <w:right w:w="100" w:type="dxa"/>
+            </w:tcMar>
+          </w:tcPr>
+          <w:p>
+            <w:pPr>
+              <w:spacing w:after="0"/>
+            </w:pPr>
+            <w:r>
+              <w:rPr>
+                <w:sz w:val="17"/>
+              </w:rPr>
+              <w:t>Non-repeatable. No lower-tier Luck upgrade is required. Stacks additively with other Luck bonuses. Total Luck is capped at +300%.</w:t>
+            </w:r>
+          </w:p>
+        </w:tc>
+      </w:tr>
+      <w:tr>
+        <w:trPr>
+          <w:cantSplit/>
+          <w:jc w:val="center"/>
+        </w:trPr>
+        <w:tc>
+          <w:tcPr>
+            <w:tcW w:w="2500" w:type="dxa"/>
+            <w:tcMar>
+              <w:top w:w="80" w:type="dxa"/>
+              <w:left w:w="100" w:type="dxa"/>
+              <w:bottom w:w="80" w:type="dxa"/>
+              <w:right w:w="100" w:type="dxa"/>
+            </w:tcMar>
+          </w:tcPr>
+          <w:p>
+            <w:pPr>
+              <w:spacing w:after="0"/>
+            </w:pPr>
+            <w:r>
+              <w:rPr>
+                <w:b/>
+                <w:sz w:val="18"/>
+              </w:rPr>
+              <w:t>Expanded Selection IV</w:t>
+            </w:r>
+          </w:p>
+        </w:tc>
+        <w:tc>
+          <w:tcPr>
+            <w:tcW w:w="5256" w:type="dxa"/>
+            <w:tcMar>
+              <w:top w:w="80" w:type="dxa"/>
+              <w:left w:w="100" w:type="dxa"/>
+              <w:bottom w:w="80" w:type="dxa"/>
+              <w:right w:w="100" w:type="dxa"/>
+            </w:tcMar>
+          </w:tcPr>
+          <w:p>
+            <w:pPr>
+              <w:spacing w:after="0"/>
+            </w:pPr>
+            <w:r>
+              <w:rPr>
+                <w:sz w:val="17"/>
+              </w:rPr>
+              <w:t>All future level-ups show 7 upgrade options instead of 6. This is the final step of the Expanded Selection chain.</w:t>
+            </w:r>
+          </w:p>
+        </w:tc>
+        <w:tc>
+          <w:tcPr>
+            <w:tcW w:w="2644" w:type="dxa"/>
+            <w:tcMar>
+              <w:top w:w="80" w:type="dxa"/>
+              <w:left w:w="100" w:type="dxa"/>
+              <w:bottom w:w="80" w:type="dxa"/>
+              <w:right w:w="100" w:type="dxa"/>
+            </w:tcMar>
+          </w:tcPr>
+          <w:p>
+            <w:pPr>
+              <w:spacing w:after="0"/>
+            </w:pPr>
+            <w:r>
+              <w:rPr>
+                <w:sz w:val="17"/>
+              </w:rPr>
+              <w:t>Requires Expanded Selection III. Non-repeatable. Applies from the next level-up. After selection, this upgrade family is permanently removed from the pool for the rest of the run.</w:t>
+            </w:r>
+          </w:p>
+        </w:tc>
+      </w:tr>
+      <w:tr>
+        <w:trPr>
+          <w:cantSplit/>
+          <w:jc w:val="center"/>
+        </w:trPr>
+        <w:tc>
+          <w:tcPr>
+            <w:tcW w:w="2500" w:type="dxa"/>
+            <w:shd w:val="clear" w:color="auto" w:fill="F6F8FB"/>
+            <w:tcMar>
+              <w:top w:w="80" w:type="dxa"/>
+              <w:left w:w="100" w:type="dxa"/>
+              <w:bottom w:w="80" w:type="dxa"/>
+              <w:right w:w="100" w:type="dxa"/>
+            </w:tcMar>
+          </w:tcPr>
+          <w:p>
+            <w:pPr>
+              <w:spacing w:after="0"/>
+            </w:pPr>
+            <w:r>
+              <w:rPr>
+                <w:b/>
+                <w:sz w:val="18"/>
+              </w:rPr>
+              <w:t>Stormcaller</w:t>
+            </w:r>
+          </w:p>
+        </w:tc>
+        <w:tc>
+          <w:tcPr>
+            <w:tcW w:w="5256" w:type="dxa"/>
+            <w:shd w:val="clear" w:color="auto" w:fill="F6F8FB"/>
+            <w:tcMar>
+              <w:top w:w="80" w:type="dxa"/>
+              <w:left w:w="100" w:type="dxa"/>
+              <w:bottom w:w="80" w:type="dxa"/>
+              <w:right w:w="100" w:type="dxa"/>
+            </w:tcMar>
+          </w:tcPr>
+          <w:p>
+            <w:pPr>
+              <w:spacing w:after="0"/>
+            </w:pPr>
+            <w:r>
+              <w:rPr>
+                <w:sz w:val="18"/>
+              </w:rPr>
+              <w:t>Lightning strikes every 2.75 seconds for 230% of basic attack damage and chains to 5 additional enemies. Each chain retains 80% of the previous hit's damage.</w:t>
+            </w:r>
+          </w:p>
+        </w:tc>
+        <w:tc>
+          <w:tcPr>
+            <w:tcW w:w="2644" w:type="dxa"/>
+            <w:shd w:val="clear" w:color="auto" w:fill="F6F8FB"/>
+            <w:tcMar>
+              <w:top w:w="80" w:type="dxa"/>
+              <w:left w:w="100" w:type="dxa"/>
+              <w:bottom w:w="80" w:type="dxa"/>
+              <w:right w:w="100" w:type="dxa"/>
+            </w:tcMar>
+          </w:tcPr>
+          <w:p>
+            <w:pPr>
+              <w:spacing w:after="0"/>
+            </w:pPr>
+            <w:r>
+              <w:rPr>
+                <w:sz w:val="17"/>
+              </w:rPr>
+              <w:t xml:space="preserve">Lightning Rod is </w:t>
+            </w:r>
+            <w:r>
+              <w:rPr>
+                <w:sz w:val="17"/>
+              </w:rPr>
+              <w:t>required and gets replaced by this</w:t>
+            </w:r>
+            <w:r>
+              <w:rPr>
+                <w:sz w:val="17"/>
+              </w:rPr>
+              <w:t>.</w:t>
+            </w:r>
+          </w:p>
+        </w:tc>
+      </w:tr>
+      <w:tr>
+        <w:trPr>
+          <w:cantSplit/>
+          <w:jc w:val="center"/>
+        </w:trPr>
+        <w:tc>
+          <w:tcPr>
+            <w:tcW w:w="2500" w:type="dxa"/>
+            <w:tcMar>
+              <w:top w:w="80" w:type="dxa"/>
+              <w:left w:w="100" w:type="dxa"/>
+              <w:bottom w:w="80" w:type="dxa"/>
+              <w:right w:w="100" w:type="dxa"/>
+            </w:tcMar>
+          </w:tcPr>
+          <w:p>
+            <w:pPr>
+              <w:spacing w:after="0"/>
+            </w:pPr>
+            <w:r>
+              <w:rPr>
+                <w:b/>
+                <w:sz w:val="18"/>
+              </w:rPr>
+              <w:t>Demolition Expert</w:t>
+            </w:r>
+          </w:p>
+        </w:tc>
+        <w:tc>
+          <w:tcPr>
+            <w:tcW w:w="5256" w:type="dxa"/>
+            <w:tcMar>
+              <w:top w:w="80" w:type="dxa"/>
+              <w:left w:w="100" w:type="dxa"/>
+              <w:bottom w:w="80" w:type="dxa"/>
+              <w:right w:w="100" w:type="dxa"/>
+            </w:tcMar>
+          </w:tcPr>
+          <w:p>
+            <w:pPr>
+              <w:spacing w:after="0"/>
+            </w:pPr>
+            <w:r>
+              <w:rPr>
+                <w:sz w:val="17"/>
+              </w:rPr>
+              <w:t>Multiply Explosive Hits chance, explosion damage, and explosion radius by 1.5.</w:t>
+            </w:r>
+          </w:p>
+        </w:tc>
+        <w:tc>
+          <w:tcPr>
+            <w:tcW w:w="2644" w:type="dxa"/>
+            <w:tcMar>
+              <w:top w:w="80" w:type="dxa"/>
+              <w:left w:w="100" w:type="dxa"/>
+              <w:bottom w:w="80" w:type="dxa"/>
+              <w:right w:w="100" w:type="dxa"/>
+            </w:tcMar>
+          </w:tcPr>
+          <w:p>
+            <w:pPr>
+              <w:spacing w:after="0"/>
+            </w:pPr>
+            <w:r>
+              <w:rPr>
+                <w:sz w:val="17"/>
+              </w:rPr>
+              <w:t>Explosive Hits</w:t>
+            </w:r>
+            <w:r>
+              <w:rPr>
+                <w:sz w:val="17"/>
+              </w:rPr>
+              <w:t xml:space="preserve"> </w:t>
+            </w:r>
+            <w:proofErr w:type="gramStart"/>
+            <w:r>
+              <w:rPr>
+                <w:sz w:val="17"/>
+              </w:rPr>
+              <w:t>is</w:t>
+            </w:r>
+            <w:proofErr w:type="gramEnd"/>
+            <w:r>
+              <w:rPr>
+                <w:sz w:val="17"/>
+              </w:rPr>
+              <w:t xml:space="preserve"> required. </w:t>
+            </w:r>
+          </w:p>
+        </w:tc>
+      </w:tr>
+      <w:tr>
+        <w:trPr>
+          <w:cantSplit/>
+          <w:jc w:val="center"/>
+        </w:trPr>
+        <w:tc>
+          <w:tcPr>
+            <w:tcW w:w="2500" w:type="dxa"/>
+            <w:shd w:val="clear" w:color="auto" w:fill="F6F8FB"/>
+            <w:tcMar>
+              <w:top w:w="80" w:type="dxa"/>
+              <w:left w:w="100" w:type="dxa"/>
+              <w:bottom w:w="80" w:type="dxa"/>
+              <w:right w:w="100" w:type="dxa"/>
+            </w:tcMar>
+          </w:tcPr>
+          <w:p>
+            <w:pPr>
+              <w:spacing w:after="0"/>
+            </w:pPr>
+            <w:r>
+              <w:rPr>
+                <w:b/>
+                <w:sz w:val="18"/>
+              </w:rPr>
+              <w:t>Assassin's Rhythm</w:t>
+            </w:r>
+          </w:p>
+        </w:tc>
+        <w:tc>
+          <w:tcPr>
+            <w:tcW w:w="5256" w:type="dxa"/>
+            <w:shd w:val="clear" w:color="auto" w:fill="F6F8FB"/>
+            <w:tcMar>
+              <w:top w:w="80" w:type="dxa"/>
+              <w:left w:w="100" w:type="dxa"/>
+              <w:bottom w:w="80" w:type="dxa"/>
+              <w:right w:w="100" w:type="dxa"/>
+            </w:tcMar>
+          </w:tcPr>
+          <w:p>
+            <w:pPr>
+              <w:spacing w:after="0"/>
+            </w:pPr>
+            <w:r>
+              <w:rPr>
+                <w:sz w:val="18"/>
+              </w:rPr>
+              <w:t xml:space="preserve">Gain 15 percentage points of critical-hit chance and 75 percentage points of critical-hit damage. After a critical hit, gain </w:t>
+            </w:r>
+            <w:r>
+              <w:rPr>
+                <w:sz w:val="18"/>
+              </w:rPr>
+              <w:t>5</w:t>
+            </w:r>
+            <w:r>
+              <w:rPr>
+                <w:sz w:val="18"/>
+              </w:rPr>
+              <w:t xml:space="preserve">% attack speed </w:t>
+            </w:r>
+            <w:r>
+              <w:rPr>
+                <w:sz w:val="18"/>
+              </w:rPr>
+              <w:t xml:space="preserve">and damage </w:t>
+            </w:r>
+            <w:r>
+              <w:rPr>
+                <w:sz w:val="18"/>
+              </w:rPr>
+              <w:t>for 2 seconds, stacking up to 3 times.</w:t>
+            </w:r>
+          </w:p>
+        </w:tc>
+        <w:tc>
+          <w:tcPr>
+            <w:tcW w:w="2644" w:type="dxa"/>
+            <w:shd w:val="clear" w:color="auto" w:fill="F6F8FB"/>
+            <w:tcMar>
+              <w:top w:w="80" w:type="dxa"/>
+              <w:left w:w="100" w:type="dxa"/>
+              <w:bottom w:w="80" w:type="dxa"/>
+              <w:right w:w="100" w:type="dxa"/>
+            </w:tcMar>
+          </w:tcPr>
+          <w:p>
+            <w:pPr>
+              <w:spacing w:after="0"/>
+            </w:pPr>
+            <w:r>
+              <w:rPr>
+                <w:sz w:val="17"/>
+              </w:rPr>
+              <w:t>Maximum temporary attack-speed bonus: +24%.</w:t>
+            </w:r>
+            <w:r>
+              <w:rPr>
+                <w:sz w:val="17"/>
+              </w:rPr>
+              <w:t xml:space="preserve"> </w:t>
+            </w:r>
+            <w:proofErr w:type="gramStart"/>
+            <w:r>
+              <w:rPr>
+                <w:sz w:val="17"/>
+              </w:rPr>
+              <w:t>Repeatable for</w:t>
+            </w:r>
+            <w:proofErr w:type="gramEnd"/>
+            <w:r>
+              <w:rPr>
+                <w:sz w:val="17"/>
+              </w:rPr>
+              <w:t xml:space="preserve"> 3 times. Additional copies give 5% extra attack speed and damage per stack.</w:t>
+            </w:r>
+          </w:p>
+        </w:tc>
+      </w:tr>
+      <w:tr>
+        <w:trPr>
+          <w:cantSplit/>
+          <w:jc w:val="center"/>
+        </w:trPr>
+        <w:tc>
+          <w:tcPr>
+            <w:tcW w:w="2500" w:type="dxa"/>
+            <w:tcMar>
+              <w:top w:w="80" w:type="dxa"/>
+              <w:left w:w="100" w:type="dxa"/>
+              <w:bottom w:w="80" w:type="dxa"/>
+              <w:right w:w="100" w:type="dxa"/>
+            </w:tcMar>
+          </w:tcPr>
+          <w:p>
+            <w:pPr>
+              <w:spacing w:after="0"/>
+            </w:pPr>
+            <w:r>
+              <w:rPr>
+                <w:b/>
+                <w:sz w:val="18"/>
+              </w:rPr>
+              <w:t>Elemental Arsenal</w:t>
+            </w:r>
+          </w:p>
+        </w:tc>
+        <w:tc>
+          <w:tcPr>
+            <w:tcW w:w="5256" w:type="dxa"/>
+            <w:tcMar>
+              <w:top w:w="80" w:type="dxa"/>
+              <w:left w:w="100" w:type="dxa"/>
+              <w:bottom w:w="80" w:type="dxa"/>
+              <w:right w:w="100" w:type="dxa"/>
+            </w:tcMar>
+          </w:tcPr>
+          <w:p>
+            <w:pPr>
+              <w:spacing w:after="0"/>
+            </w:pPr>
+            <w:r>
+              <w:rPr>
+                <w:sz w:val="18"/>
+              </w:rPr>
+              <w:t>Improve every unlocked element: Burn deals 50% more damage, Poison gains +0.5% maximum-health damage per second (+0.125% against bosses), and Frost gains +10 percentage points of slow and +1 second duration.</w:t>
+            </w:r>
+          </w:p>
+        </w:tc>
+        <w:tc>
+          <w:tcPr>
+            <w:tcW w:w="2644" w:type="dxa"/>
+            <w:tcMar>
+              <w:top w:w="80" w:type="dxa"/>
+              <w:left w:w="100" w:type="dxa"/>
+              <w:bottom w:w="80" w:type="dxa"/>
+              <w:right w:w="100" w:type="dxa"/>
+            </w:tcMar>
+          </w:tcPr>
+          <w:p>
+            <w:pPr>
+              <w:spacing w:after="0"/>
+            </w:pPr>
+            <w:r>
+              <w:rPr>
+                <w:sz w:val="17"/>
+              </w:rPr>
+              <w:t>Only affects elements already unlocked; newly unlocked elements also receive the bonus.</w:t>
+            </w:r>
+          </w:p>
+        </w:tc>
+      </w:tr>
+      <w:tr>
+        <w:trPr>
+          <w:cantSplit/>
+          <w:jc w:val="center"/>
+        </w:trPr>
+        <w:tc>
+          <w:tcPr>
+            <w:tcW w:w="2500" w:type="dxa"/>
+            <w:shd w:val="clear" w:color="auto" w:fill="F6F8FB"/>
+            <w:tcMar>
+              <w:top w:w="80" w:type="dxa"/>
+              <w:left w:w="100" w:type="dxa"/>
+              <w:bottom w:w="80" w:type="dxa"/>
+              <w:right w:w="100" w:type="dxa"/>
+            </w:tcMar>
+          </w:tcPr>
+          <w:p>
+            <w:pPr>
+              <w:spacing w:after="0"/>
+            </w:pPr>
+            <w:r>
+              <w:rPr>
+                <w:b/>
+                <w:sz w:val="18"/>
+              </w:rPr>
+              <w:t>Phoenix Heart</w:t>
+            </w:r>
+          </w:p>
+        </w:tc>
+        <w:tc>
+          <w:tcPr>
+            <w:tcW w:w="5256" w:type="dxa"/>
+            <w:shd w:val="clear" w:color="auto" w:fill="F6F8FB"/>
+            <w:tcMar>
+              <w:top w:w="80" w:type="dxa"/>
+              <w:left w:w="100" w:type="dxa"/>
+              <w:bottom w:w="80" w:type="dxa"/>
+              <w:right w:w="100" w:type="dxa"/>
+            </w:tcMar>
+          </w:tcPr>
+          <w:p>
+            <w:pPr>
+              <w:spacing w:after="0"/>
+            </w:pPr>
+            <w:r>
+              <w:rPr>
+                <w:sz w:val="18"/>
+              </w:rPr>
+              <w:t>The first time the player dies, revive after 1.5 seconds with 50% maximum health. The revival releases a fiery blast dealing 500% of basic attack damage in a 5-unit radius.</w:t>
+            </w:r>
+          </w:p>
+        </w:tc>
+        <w:tc>
+          <w:tcPr>
+            <w:tcW w:w="2644" w:type="dxa"/>
+            <w:shd w:val="clear" w:color="auto" w:fill="F6F8FB"/>
+            <w:tcMar>
+              <w:top w:w="80" w:type="dxa"/>
+              <w:left w:w="100" w:type="dxa"/>
+              <w:bottom w:w="80" w:type="dxa"/>
+              <w:right w:w="100" w:type="dxa"/>
+            </w:tcMar>
+          </w:tcPr>
+          <w:p>
+            <w:pPr>
+              <w:spacing w:after="0"/>
+            </w:pPr>
+            <w:r>
+              <w:rPr>
+                <w:sz w:val="17"/>
+              </w:rPr>
+              <w:t>Once per run. During the delay, enemies cannot damage the player.</w:t>
+            </w:r>
+          </w:p>
+        </w:tc>
+      </w:tr>
+      <w:tr>
+        <w:trPr>
+          <w:cantSplit/>
+          <w:jc w:val="center"/>
+        </w:trPr>
+        <w:tc>
+          <w:tcPr>
+            <w:tcW w:w="2500" w:type="dxa"/>
+            <w:tcMar>
+              <w:top w:w="80" w:type="dxa"/>
+              <w:left w:w="100" w:type="dxa"/>
+              <w:bottom w:w="80" w:type="dxa"/>
+              <w:right w:w="100" w:type="dxa"/>
+            </w:tcMar>
+          </w:tcPr>
+          <w:p>
+            <w:pPr>
+              <w:spacing w:after="0"/>
+            </w:pPr>
+            <w:r>
+              <w:rPr>
+                <w:b/>
+                <w:sz w:val="18"/>
+              </w:rPr>
+              <w:t>Endless Barrage</w:t>
+            </w:r>
+          </w:p>
+        </w:tc>
+        <w:tc>
+          <w:tcPr>
+            <w:tcW w:w="5256" w:type="dxa"/>
+            <w:tcMar>
+              <w:top w:w="80" w:type="dxa"/>
+              <w:left w:w="100" w:type="dxa"/>
+              <w:bottom w:w="80" w:type="dxa"/>
+              <w:right w:w="100" w:type="dxa"/>
+            </w:tcMar>
+          </w:tcPr>
+          <w:p>
+            <w:pPr>
+              <w:spacing w:after="0"/>
+            </w:pPr>
+            <w:r>
+              <w:rPr>
+                <w:sz w:val="18"/>
+              </w:rPr>
+              <w:t>Every tenth basic attack is repeated three additional times at 60% damage per repeat. Repeated attacks can trigger on-hit effects at 50% effectiveness.</w:t>
+            </w:r>
+          </w:p>
+        </w:tc>
+        <w:tc>
+          <w:tcPr>
+            <w:tcW w:w="2644" w:type="dxa"/>
+            <w:tcMar>
+              <w:top w:w="80" w:type="dxa"/>
+              <w:left w:w="100" w:type="dxa"/>
+              <w:bottom w:w="80" w:type="dxa"/>
+              <w:right w:w="100" w:type="dxa"/>
+            </w:tcMar>
+          </w:tcPr>
+          <w:p>
+            <w:pPr>
+              <w:spacing w:after="0"/>
+            </w:pPr>
+            <w:r>
+              <w:rPr>
+                <w:sz w:val="17"/>
+              </w:rPr>
+              <w:t>The repeats occur over 0.6 seconds and do not interrupt movement.</w:t>
+            </w:r>
+          </w:p>
+        </w:tc>
+      </w:tr>
+      <w:tr>
+        <w:trPr>
+          <w:cantSplit/>
+          <w:jc w:val="center"/>
+        </w:trPr>
+        <w:tc>
+          <w:tcPr>
+            <w:tcW w:w="2500" w:type="dxa"/>
+            <w:shd w:val="clear" w:color="auto" w:fill="F6F8FB"/>
+            <w:tcMar>
+              <w:top w:w="80" w:type="dxa"/>
+              <w:left w:w="100" w:type="dxa"/>
+              <w:bottom w:w="80" w:type="dxa"/>
+              <w:right w:w="100" w:type="dxa"/>
+            </w:tcMar>
+          </w:tcPr>
+          <w:p>
+            <w:pPr>
+              <w:spacing w:after="0"/>
+            </w:pPr>
+            <w:r>
+              <w:rPr>
+                <w:b/>
+                <w:sz w:val="18"/>
+              </w:rPr>
+              <w:t>Worldbreaker</w:t>
+            </w:r>
+          </w:p>
+        </w:tc>
+        <w:tc>
+          <w:tcPr>
+            <w:tcW w:w="5256" w:type="dxa"/>
+            <w:shd w:val="clear" w:color="auto" w:fill="F6F8FB"/>
+            <w:tcMar>
+              <w:top w:w="80" w:type="dxa"/>
+              <w:left w:w="100" w:type="dxa"/>
+              <w:bottom w:w="80" w:type="dxa"/>
+              <w:right w:w="100" w:type="dxa"/>
+            </w:tcMar>
+          </w:tcPr>
+          <w:p>
+            <w:pPr>
+              <w:spacing w:after="0"/>
+            </w:pPr>
+            <w:r>
+              <w:rPr>
+                <w:sz w:val="18"/>
+              </w:rPr>
+              <w:t>Every basic attack creates a secondary shockwave at the impact point for 70% damage in a 2.2-unit radius. Melee attacks center the shockwave on the player-facing impact area.</w:t>
+            </w:r>
+          </w:p>
+        </w:tc>
+        <w:tc>
+          <w:tcPr>
+            <w:tcW w:w="2644" w:type="dxa"/>
+            <w:shd w:val="clear" w:color="auto" w:fill="F6F8FB"/>
+            <w:tcMar>
+              <w:top w:w="80" w:type="dxa"/>
+              <w:left w:w="100" w:type="dxa"/>
+              <w:bottom w:w="80" w:type="dxa"/>
+              <w:right w:w="100" w:type="dxa"/>
+            </w:tcMar>
+          </w:tcPr>
+          <w:p>
+            <w:pPr>
+              <w:spacing w:after="0"/>
+            </w:pPr>
+            <w:r>
+              <w:rPr>
+                <w:sz w:val="17"/>
+              </w:rPr>
+              <w:t>Shockwaves cannot trigger themselves or other explosion-on-hit effects.</w:t>
+            </w:r>
+          </w:p>
+        </w:tc>
+      </w:tr>
+      <w:tr>
+        <w:trPr>
+          <w:cantSplit/>
+          <w:jc w:val="center"/>
+        </w:trPr>
+        <w:tc>
+          <w:tcPr>
+            <w:tcW w:w="2500" w:type="dxa"/>
+            <w:tcMar>
+              <w:top w:w="80" w:type="dxa"/>
+              <w:left w:w="100" w:type="dxa"/>
+              <w:bottom w:w="80" w:type="dxa"/>
+              <w:right w:w="100" w:type="dxa"/>
+            </w:tcMar>
+          </w:tcPr>
+          <w:p>
+            <w:pPr>
+              <w:spacing w:after="0"/>
+            </w:pPr>
+            <w:r>
+              <w:rPr>
+                <w:b/>
+                <w:sz w:val="18"/>
+              </w:rPr>
+              <w:t>Apex Predator</w:t>
+            </w:r>
+          </w:p>
+        </w:tc>
+        <w:tc>
+          <w:tcPr>
+            <w:tcW w:w="5256" w:type="dxa"/>
+            <w:tcMar>
+              <w:top w:w="80" w:type="dxa"/>
+              <w:left w:w="100" w:type="dxa"/>
+              <w:bottom w:w="80" w:type="dxa"/>
+              <w:right w:w="100" w:type="dxa"/>
+            </w:tcMar>
+          </w:tcPr>
+          <w:p>
+            <w:pPr>
+              <w:spacing w:after="0"/>
+            </w:pPr>
+            <w:r>
+              <w:rPr>
+                <w:sz w:val="18"/>
+              </w:rPr>
+              <w:t>Deal 35% more damage to elites and bosses, take 15% less damage from them, and gain 20% movement speed for 3 seconds after an elite dies.</w:t>
+            </w:r>
+          </w:p>
+        </w:tc>
+        <w:tc>
+          <w:tcPr>
+            <w:tcW w:w="2644" w:type="dxa"/>
             <w:tcMar>
               <w:top w:w="80" w:type="dxa"/>
               <w:left w:w="100" w:type="dxa"/>
@@ -5697,11 +8645,6 @@
       <w:pPr>
         <w:spacing w:after="40"/>
       </w:pPr>
-    </w:p>
-    <w:p>
-      <w:r>
-        <w:br w:type="page"/>
-      </w:r>
     </w:p>
     <w:p>
       <w:pPr>
@@ -5712,7 +8655,6 @@
         <w:rPr>
           <w:color w:val="1D4ED8"/>
         </w:rPr>
-        <w:lastRenderedPageBreak/>
         <w:t>8. Class-specific upgrades</w:t>
       </w:r>
     </w:p>
@@ -5931,6 +8873,7 @@
                 <w:b/>
                 <w:sz w:val="18"/>
               </w:rPr>
+              <w:lastRenderedPageBreak/>
               <w:t>Hunter's Mark</w:t>
             </w:r>
           </w:p>
@@ -7690,6 +10633,22 @@
     <w:p>
       <w:pPr>
         <w:pStyle w:val="Lijstopsomteken"/>
+      </w:pPr>
+      <w:r>
+        <w:t>Calculate Luck before rolling the rarity of each option: adjustedUncommon = baseUncommon x (1 + totalLuck), adjustedEpic = baseEpic x (1 + totalLuck), and adjustedLegendary = baseLegendary x (1 + totalLuck). Keep the Common weight unchanged, then normalize the four weights so they total 100%.</w:t>
+      </w:r>
+    </w:p>
+    <w:p>
+      <w:pPr>
+        <w:pStyle w:val="Lijstopsomteken"/>
+      </w:pPr>
+      <w:r>
+        <w:t>Store the current level-up choice count separately from Luck. Expanded Selection changes only how many distinct options are generated; it does not directly improve their rarity. Generate all slots, filter invalid upgrades, and reroll invalid or duplicate results until the requested number of valid options is reached.</w:t>
+      </w:r>
+    </w:p>
+    <w:p>
+      <w:pPr>
+        <w:pStyle w:val="Lijstopsomteken"/>
         <w:spacing w:after="40"/>
         <w:ind w:left="369" w:hanging="142"/>
       </w:pPr>
@@ -7714,6 +10673,7 @@
         <w:ind w:left="369" w:hanging="142"/>
       </w:pPr>
       <w:r>
+        <w:lastRenderedPageBreak/>
         <w:t>For bosses, use clear exceptions in the description. Effects based on maximum health, crowd control, and repeated area hits need boss-specific scaling to stay fair.</w:t>
       </w:r>
     </w:p>
